--- a/entregables/MODULO 4/Actividades/Actividades.docx
+++ b/entregables/MODULO 4/Actividades/Actividades.docx
@@ -2,6 +2,31 @@
 <file path=word/document.xml><?xml version="1.0" encoding="utf-8"?>
 <w:document xmlns:wpc="http://schemas.microsoft.com/office/word/2010/wordprocessingCanvas" xmlns:mo="http://schemas.microsoft.com/office/mac/office/2008/main" xmlns:mc="http://schemas.openxmlformats.org/markup-compatibility/2006" xmlns:mv="urn:schemas-microsoft-com:mac:vml" xmlns:o="urn:schemas-microsoft-com:office:office" xmlns:r="http://schemas.openxmlformats.org/officeDocument/2006/relationships" xmlns:m="http://schemas.openxmlformats.org/officeDocument/2006/math" xmlns:v="urn:schemas-microsoft-com:vml" xmlns:wp14="http://schemas.microsoft.com/office/word/2010/wordprocessingDrawing" xmlns:wp="http://schemas.openxmlformats.org/drawingml/2006/wordprocessingDrawing" xmlns:w10="urn:schemas-microsoft-com:office:word" xmlns:w="http://schemas.openxmlformats.org/wordprocessingml/2006/main" xmlns:w14="http://schemas.microsoft.com/office/word/2010/wordml" xmlns:wpg="http://schemas.microsoft.com/office/word/2010/wordprocessingGroup" xmlns:wpi="http://schemas.microsoft.com/office/word/2010/wordprocessingInk" xmlns:wne="http://schemas.microsoft.com/office/word/2006/wordml" xmlns:wps="http://schemas.microsoft.com/office/word/2010/wordprocessingShape" mc:Ignorable="w14 wp14">
   <w:body>
+    <w:p>
+      <w:pPr>
+        <w:pStyle w:val="Subtitle"/>
+        <w:keepNext/>
+        <w:spacing w:before="1701"/>
+      </w:pPr>
+      <w:r>
+        <w:rPr>
+          <w:rFonts w:ascii="Calibri" w:hAnsi="Calibri"/>
+          <w:b w:val="0"/>
+          <w:color w:val="536173"/>
+          <w:sz w:val="26"/>
+        </w:rPr>
+        <w:t>Gestión de Proyectos Ágiles</w:t>
+      </w:r>
+    </w:p>
+    <w:p>
+      <w:r>
+        <w:rPr>
+          <w:color w:val="815B19"/>
+          <w:sz w:val="32"/>
+        </w:rPr>
+        <w:t>Módulo 4</w:t>
+      </w:r>
+    </w:p>
     <w:p>
       <w:pPr>
         <w:pStyle w:val="Title"/>
@@ -13,10 +38,325 @@
           <w:rFonts w:ascii="Calibri" w:hAnsi="Calibri"/>
           <w:b w:val="0"/>
           <w:color w:val="000000"/>
-          <w:sz w:val="52"/>
+          <w:sz w:val="58"/>
         </w:rPr>
-        <w:t>Actividades del módulo 4</w:t>
+        <w:t>Planificación y Seguimiento del Trabajo en Scrum y Kanban</w:t>
       </w:r>
+    </w:p>
+    <w:p>
+      <w:pPr>
+        <w:pStyle w:val="Subtitle"/>
+        <w:keepNext/>
+      </w:pPr>
+      <w:r>
+        <w:rPr>
+          <w:rFonts w:ascii="Calibri" w:hAnsi="Calibri"/>
+          <w:b w:val="0"/>
+          <w:color w:val="536173"/>
+          <w:sz w:val="26"/>
+        </w:rPr>
+        <w:t>Prácticas autónomas de aplicación</w:t>
+      </w:r>
+    </w:p>
+    <w:p>
+      <w:pPr>
+        <w:pStyle w:val="Subtitle"/>
+        <w:keepNext/>
+      </w:pPr>
+      <w:r>
+        <w:rPr>
+          <w:rFonts w:ascii="Calibri" w:hAnsi="Calibri"/>
+          <w:b w:val="0"/>
+          <w:color w:val="536173"/>
+          <w:sz w:val="26"/>
+        </w:rPr>
+        <w:t>Actividades formativas</w:t>
+      </w:r>
+    </w:p>
+    <w:p>
+      <w:r>
+        <w:br w:type="page"/>
+      </w:r>
+    </w:p>
+    <w:p>
+      <w:pPr>
+        <w:pStyle w:val="Heading1"/>
+        <w:keepNext/>
+      </w:pPr>
+      <w:r>
+        <w:rPr>
+          <w:rFonts w:ascii="Calibri" w:hAnsi="Calibri"/>
+          <w:b/>
+          <w:color w:val="815B19"/>
+          <w:sz w:val="34"/>
+        </w:rPr>
+        <w:t>Actividades formativas</w:t>
+      </w:r>
+    </w:p>
+    <w:p>
+      <w:pPr>
+        <w:spacing w:after="80"/>
+      </w:pPr>
+      <w:hyperlink w:anchor="seccion-1">
+        <w:r>
+          <w:rPr>
+            <w:rStyle w:val="Hyperlink"/>
+          </w:rPr>
+          <w:t xml:space="preserve">Actividad 1: Estimar y planificar un Sprint</w:t>
+        </w:r>
+      </w:hyperlink>
+    </w:p>
+    <w:p>
+      <w:pPr>
+        <w:spacing w:after="80"/>
+      </w:pPr>
+      <w:hyperlink w:anchor="seccion-2">
+        <w:r>
+          <w:rPr>
+            <w:rStyle w:val="Hyperlink"/>
+          </w:rPr>
+          <w:t xml:space="preserve">Actividad 2: Leer el avance de un Sprint</w:t>
+        </w:r>
+      </w:hyperlink>
+    </w:p>
+    <w:p>
+      <w:pPr>
+        <w:spacing w:after="80"/>
+      </w:pPr>
+      <w:hyperlink w:anchor="seccion-3">
+        <w:r>
+          <w:rPr>
+            <w:rStyle w:val="Hyperlink"/>
+          </w:rPr>
+          <w:t xml:space="preserve">Actividad 3: Medir el flujo en Kanban</w:t>
+        </w:r>
+      </w:hyperlink>
+    </w:p>
+    <w:p>
+      <w:pPr>
+        <w:spacing w:after="80"/>
+      </w:pPr>
+      <w:hyperlink w:anchor="seccion-4">
+        <w:r>
+          <w:rPr>
+            <w:rStyle w:val="Hyperlink"/>
+          </w:rPr>
+          <w:t xml:space="preserve">Actividad 4: Representar el trabajo en Trello y Jira</w:t>
+        </w:r>
+      </w:hyperlink>
+    </w:p>
+    <w:p>
+      <w:pPr>
+        <w:spacing w:after="80"/>
+      </w:pPr>
+      <w:hyperlink w:anchor="seccion-5">
+        <w:r>
+          <w:rPr>
+            <w:rStyle w:val="Hyperlink"/>
+          </w:rPr>
+          <w:t xml:space="preserve">Actividad 5: Pronosticar, gestionar un riesgo y usar la IA con criterio</w:t>
+        </w:r>
+      </w:hyperlink>
+    </w:p>
+    <w:p>
+      <w:pPr>
+        <w:spacing w:after="80"/>
+      </w:pPr>
+      <w:hyperlink w:anchor="seccion-6">
+        <w:r>
+          <w:rPr>
+            <w:rStyle w:val="Hyperlink"/>
+          </w:rPr>
+          <w:t xml:space="preserve">Antes de terminar</w:t>
+        </w:r>
+      </w:hyperlink>
+    </w:p>
+    <w:p>
+      <w:r>
+        <w:br w:type="page"/>
+      </w:r>
+    </w:p>
+    <w:p>
+      <w:pPr>
+        <w:spacing w:line="278" w:lineRule="auto" w:after="140"/>
+      </w:pPr>
+      <w:r>
+        <w:rPr>
+          <w:rFonts w:ascii="Calibri" w:hAnsi="Calibri"/>
+          <w:sz w:val="22"/>
+        </w:rPr>
+        <w:t>En estas actividades vas a planificar con datos, leer el avance de un Sprint, medir un flujo Kanban, representar el trabajo en una herramienta y decidir cómo usar la IA en la gestión.</w:t>
+      </w:r>
+    </w:p>
+    <w:tbl>
+      <w:tblPr>
+        <w:tblW w:type="auto" w:w="0"/>
+        <w:tblLayout w:type="fixed"/>
+        <w:tblLook w:firstColumn="1" w:firstRow="1" w:lastColumn="0" w:lastRow="0" w:noHBand="0" w:noVBand="1" w:val="04A0"/>
+      </w:tblPr>
+      <w:tblGrid>
+        <w:gridCol w:w="9412"/>
+      </w:tblGrid>
+      <w:tr>
+        <w:trPr>
+          <w:cantSplit/>
+        </w:trPr>
+        <w:tc>
+          <w:tcPr>
+            <w:tcW w:type="dxa" w:w="9411"/>
+            <w:tcBorders>
+              <w:left w:val="single" w:sz="36" w:color="1F4E86"/>
+              <w:top w:val="single" w:sz="4" w:color="1F4E86"/>
+              <w:bottom w:val="single" w:sz="4" w:color="1F4E86"/>
+              <w:right w:val="single" w:sz="4" w:color="1F4E86"/>
+            </w:tcBorders>
+            <w:shd w:val="clear" w:fill="E8F1FA"/>
+            <w:tcMar>
+              <w:top w:w="140" w:type="dxa"/>
+              <w:bottom w:w="100" w:type="dxa"/>
+              <w:left w:w="220" w:type="dxa"/>
+              <w:right w:w="200" w:type="dxa"/>
+            </w:tcMar>
+          </w:tcPr>
+          <w:p>
+            <w:pPr>
+              <w:spacing w:after="100"/>
+            </w:pPr>
+            <w:r>
+              <w:rPr>
+                <w:rFonts w:ascii="Calibri" w:hAnsi="Calibri"/>
+                <w:b/>
+                <w:color w:val="1F4E86"/>
+                <w:sz w:val="23"/>
+              </w:rPr>
+              <w:t>Cómo usar estas actividades</w:t>
+            </w:r>
+          </w:p>
+          <w:p>
+            <w:pPr>
+              <w:tabs>
+                <w:tab w:pos="340" w:val="left"/>
+              </w:tabs>
+              <w:spacing w:after="80"/>
+              <w:ind w:left="340" w:hanging="255"/>
+            </w:pPr>
+            <w:r>
+              <w:rPr>
+                <w:b/>
+                <w:color w:val="1F4E86"/>
+                <w:sz w:val="21"/>
+              </w:rPr>
+              <w:t>•</w:t>
+              <w:tab/>
+            </w:r>
+            <w:r>
+              <w:rPr>
+                <w:rFonts w:ascii="Calibri" w:hAnsi="Calibri"/>
+                <w:sz w:val="22"/>
+              </w:rPr>
+              <w:t>Son prácticas para vos: no se entregan y no tienen nota.</w:t>
+            </w:r>
+          </w:p>
+          <w:p>
+            <w:pPr>
+              <w:tabs>
+                <w:tab w:pos="340" w:val="left"/>
+              </w:tabs>
+              <w:spacing w:after="80"/>
+              <w:ind w:left="340" w:hanging="255"/>
+            </w:pPr>
+            <w:r>
+              <w:rPr>
+                <w:b/>
+                <w:color w:val="1F4E86"/>
+                <w:sz w:val="21"/>
+              </w:rPr>
+              <w:t>•</w:t>
+              <w:tab/>
+            </w:r>
+            <w:r>
+              <w:rPr>
+                <w:rFonts w:ascii="Calibri" w:hAnsi="Calibri"/>
+                <w:sz w:val="22"/>
+              </w:rPr>
+              <w:t>Resolvé cada consigna en un borrador. Alcanza con papel, un documento o una planilla: no necesitás crear cuentas en ninguna herramienta.</w:t>
+            </w:r>
+          </w:p>
+          <w:p>
+            <w:pPr>
+              <w:tabs>
+                <w:tab w:pos="340" w:val="left"/>
+              </w:tabs>
+              <w:spacing w:after="80"/>
+              <w:ind w:left="340" w:hanging="255"/>
+            </w:pPr>
+            <w:r>
+              <w:rPr>
+                <w:b/>
+                <w:color w:val="1F4E86"/>
+                <w:sz w:val="21"/>
+              </w:rPr>
+              <w:t>•</w:t>
+              <w:tab/>
+            </w:r>
+            <w:r>
+              <w:rPr>
+                <w:rFonts w:ascii="Calibri" w:hAnsi="Calibri"/>
+                <w:sz w:val="22"/>
+              </w:rPr>
+              <w:t>Todas se pueden resolver con el Contenido del módulo. Los datos de las situaciones son didácticos.</w:t>
+            </w:r>
+          </w:p>
+          <w:p>
+            <w:pPr>
+              <w:tabs>
+                <w:tab w:pos="340" w:val="left"/>
+              </w:tabs>
+              <w:spacing w:after="80"/>
+              <w:ind w:left="340" w:hanging="255"/>
+            </w:pPr>
+            <w:r>
+              <w:rPr>
+                <w:b/>
+                <w:color w:val="1F4E86"/>
+                <w:sz w:val="21"/>
+              </w:rPr>
+              <w:t>•</w:t>
+              <w:tab/>
+            </w:r>
+            <w:r>
+              <w:rPr>
+                <w:rFonts w:ascii="Calibri" w:hAnsi="Calibri"/>
+                <w:sz w:val="22"/>
+              </w:rPr>
+              <w:t>No hay una única respuesta correcta: lo importante es que cada decisión esté fundamentada en el Contenido.</w:t>
+            </w:r>
+          </w:p>
+        </w:tc>
+      </w:tr>
+    </w:tbl>
+    <w:p>
+      <w:pPr>
+        <w:spacing w:after="80"/>
+      </w:pPr>
+    </w:p>
+    <w:p>
+      <w:pPr>
+        <w:pStyle w:val="Heading1"/>
+        <w:keepNext/>
+        <w:shd w:fill="EAF4FA"/>
+      </w:pPr>
+      <w:bookmarkStart w:id="1" w:name="seccion-1"/>
+      <w:r>
+        <w:rPr>
+          <w:rFonts w:ascii="Calibri" w:hAnsi="Calibri"/>
+          <w:b/>
+          <w:color w:val="815B19"/>
+          <w:sz w:val="34"/>
+        </w:rPr>
+        <w:t>Actividad 1: Estimar y planificar un Sprint</w:t>
+      </w:r>
+      <w:bookmarkEnd w:id="1"/>
     </w:p>
     <w:p>
       <w:pPr>
@@ -29,19 +369,170 @@
           <w:color w:val="12655D"/>
           <w:sz w:val="22"/>
         </w:rPr>
-        <w:t>Gestión de Proyectos Ágiles · Planificación y Seguimiento del Trabajo en Scrum y Kanban</w:t>
+        <w:t>Qué vas a practicar:</w:t>
       </w:r>
-    </w:p>
-    <w:p>
-      <w:pPr>
-        <w:spacing w:line="278" w:lineRule="auto" w:after="140"/>
-      </w:pPr>
       <w:r>
         <w:rPr>
           <w:rFonts w:ascii="Calibri" w:hAnsi="Calibri"/>
           <w:sz w:val="22"/>
         </w:rPr>
-        <w:t>Vas a planificar con datos, interpretar seguimiento y representar decisiones en un tablero. Primero trabajarás en Scrum y luego en Kanban. Son prácticas autónomas, sin entrega ni calificación. Todos los datos son didácticos. Usá papel, un documento o una planilla; no necesitás crear cuentas.</w:t>
+        <w:t xml:space="preserve"> calcular la capacidad, usar la velocidad y estimar en forma relativa.</w:t>
+      </w:r>
+    </w:p>
+    <w:tbl>
+      <w:tblPr>
+        <w:tblW w:type="auto" w:w="0"/>
+        <w:tblLayout w:type="fixed"/>
+        <w:tblLook w:firstColumn="1" w:firstRow="1" w:lastColumn="0" w:lastRow="0" w:noHBand="0" w:noVBand="1" w:val="04A0"/>
+      </w:tblPr>
+      <w:tblGrid>
+        <w:gridCol w:w="9412"/>
+      </w:tblGrid>
+      <w:tr>
+        <w:trPr>
+          <w:cantSplit/>
+        </w:trPr>
+        <w:tc>
+          <w:tcPr>
+            <w:tcW w:type="dxa" w:w="9411"/>
+            <w:tcBorders>
+              <w:left w:val="single" w:sz="36" w:color="6A4A9C"/>
+              <w:top w:val="single" w:sz="4" w:color="6A4A9C"/>
+              <w:bottom w:val="single" w:sz="4" w:color="6A4A9C"/>
+              <w:right w:val="single" w:sz="4" w:color="6A4A9C"/>
+            </w:tcBorders>
+            <w:shd w:val="clear" w:fill="F1ECF8"/>
+            <w:tcMar>
+              <w:top w:w="140" w:type="dxa"/>
+              <w:bottom w:w="100" w:type="dxa"/>
+              <w:left w:w="220" w:type="dxa"/>
+              <w:right w:w="200" w:type="dxa"/>
+            </w:tcMar>
+          </w:tcPr>
+          <w:p>
+            <w:pPr>
+              <w:spacing w:after="100"/>
+            </w:pPr>
+            <w:r>
+              <w:rPr>
+                <w:rFonts w:ascii="Calibri" w:hAnsi="Calibri"/>
+                <w:b/>
+                <w:color w:val="6A4A9C"/>
+                <w:sz w:val="23"/>
+              </w:rPr>
+              <w:t>Situación</w:t>
+            </w:r>
+          </w:p>
+          <w:p>
+            <w:pPr>
+              <w:spacing w:after="120" w:line="276" w:lineRule="auto"/>
+            </w:pPr>
+            <w:r>
+              <w:rPr>
+                <w:rFonts w:ascii="Calibri" w:hAnsi="Calibri"/>
+                <w:sz w:val="22"/>
+              </w:rPr>
+              <w:t>Cuatro Developers preparan un Sprint de diez días hábiles. Cada jornada tiene ocho horas, con una hora de reuniones por cada día que la persona trabaja. Una persona tiene dos días de licencia; no hay otros descuentos. En los tres Sprints anteriores, con disponibilidad parecida entre sí, el equipo terminó 24, 27 y 21 puntos.</w:t>
+            </w:r>
+          </w:p>
+        </w:tc>
+      </w:tr>
+    </w:tbl>
+    <w:p>
+      <w:pPr>
+        <w:spacing w:after="80"/>
+      </w:pPr>
+    </w:p>
+    <w:p>
+      <w:pPr>
+        <w:tabs>
+          <w:tab w:pos="425" w:val="left"/>
+        </w:tabs>
+        <w:spacing w:after="100"/>
+        <w:ind w:left="425" w:hanging="312"/>
+      </w:pPr>
+      <w:r>
+        <w:rPr>
+          <w:b/>
+        </w:rPr>
+        <w:t>1.</w:t>
+        <w:tab/>
+      </w:r>
+      <w:r>
+        <w:rPr>
+          <w:rFonts w:ascii="Calibri" w:hAnsi="Calibri"/>
+          <w:sz w:val="22"/>
+        </w:rPr>
+        <w:t>Calculá la capacidad neta de cada persona y la del equipo. ¿Por qué no se descuentan reuniones en los días de licencia?</w:t>
+      </w:r>
+    </w:p>
+    <w:p>
+      <w:pPr>
+        <w:tabs>
+          <w:tab w:pos="425" w:val="left"/>
+        </w:tabs>
+        <w:spacing w:after="100"/>
+        <w:ind w:left="425" w:hanging="312"/>
+      </w:pPr>
+      <w:r>
+        <w:rPr>
+          <w:b/>
+        </w:rPr>
+        <w:t>2.</w:t>
+        <w:tab/>
+      </w:r>
+      <w:r>
+        <w:rPr>
+          <w:rFonts w:ascii="Calibri" w:hAnsi="Calibri"/>
+          <w:sz w:val="22"/>
+        </w:rPr>
+        <w:t>Calculá la velocidad promedio. ¿Podés dividir horas por puntos para obtener una equivalencia? ¿El promedio garantiza terminar lo mismo con menos disponibilidad?</w:t>
+      </w:r>
+    </w:p>
+    <w:p>
+      <w:pPr>
+        <w:tabs>
+          <w:tab w:pos="425" w:val="left"/>
+        </w:tabs>
+        <w:spacing w:after="100"/>
+        <w:ind w:left="425" w:hanging="312"/>
+      </w:pPr>
+      <w:r>
+        <w:rPr>
+          <w:b/>
+        </w:rPr>
+        <w:t>3.</w:t>
+        <w:tab/>
+      </w:r>
+      <w:r>
+        <w:rPr>
+          <w:rFonts w:ascii="Calibri" w:hAnsi="Calibri"/>
+          <w:sz w:val="22"/>
+        </w:rPr>
+        <w:t>Compará dos historias: mostrar el enlace a una fuente usando un componente que el equipo ya conoce, e integrar un repositorio externo cuya forma de acceso nadie conoce. ¿Qué conversarías sobre volumen, complejidad e incertidumbre? Si en Planning Poker aparecen un 3 y un 13, ¿qué harías? ¿Dónde usarías tallas de remera?</w:t>
+      </w:r>
+    </w:p>
+    <w:p>
+      <w:pPr>
+        <w:tabs>
+          <w:tab w:pos="425" w:val="left"/>
+        </w:tabs>
+        <w:spacing w:after="100"/>
+        <w:ind w:left="425" w:hanging="312"/>
+      </w:pPr>
+      <w:r>
+        <w:rPr>
+          <w:b/>
+        </w:rPr>
+        <w:t>4.</w:t>
+        <w:tab/>
+      </w:r>
+      <w:r>
+        <w:rPr>
+          <w:rFonts w:ascii="Calibri" w:hAnsi="Calibri"/>
+          <w:sz w:val="22"/>
+        </w:rPr>
+        <w:t>El objetivo propuesto es "permitir consultar requisitos vigentes con su fuente". Hay cuatro historias ya refinadas: A, mostrar la fuente, 5 puntos; B, consultar requisitos, 8 puntos; C, derivar consultas fuera de alcance, 5 puntos; D, personalizar colores, 8 puntos. Proponé una selección inicial y justificala.</w:t>
       </w:r>
     </w:p>
     <w:p>
@@ -50,15 +541,17 @@
         <w:keepNext/>
         <w:shd w:fill="EAF4FA"/>
       </w:pPr>
+      <w:bookmarkStart w:id="2" w:name="seccion-2"/>
       <w:r>
         <w:rPr>
           <w:rFonts w:ascii="Calibri" w:hAnsi="Calibri"/>
           <w:b/>
-          <w:color w:val="000000"/>
-          <w:sz w:val="32"/>
+          <w:color w:val="815B19"/>
+          <w:sz w:val="34"/>
         </w:rPr>
-        <w:t>Actividad 1 Estimar y planificar un Sprint</w:t>
+        <w:t>Actividad 2: Leer el avance de un Sprint</w:t>
       </w:r>
+      <w:bookmarkEnd w:id="2"/>
     </w:p>
     <w:p>
       <w:pPr>
@@ -71,78 +564,249 @@
           <w:color w:val="12655D"/>
           <w:sz w:val="22"/>
         </w:rPr>
-        <w:t>Contexto Scrum y estimación complementaria.</w:t>
+        <w:t>Qué vas a practicar:</w:t>
       </w:r>
       <w:r>
         <w:rPr>
           <w:rFonts w:ascii="Calibri" w:hAnsi="Calibri"/>
           <w:sz w:val="22"/>
         </w:rPr>
-        <w:t xml:space="preserve"> Cuatro Developers preparan un Sprint de diez días hábiles. Cada jornada tiene ocho horas, con una hora reservada a reuniones por cada día efectivamente trabajado. Una persona tendrá dos días de licencia. No hay otros descuentos en este ejercicio. En los tres Sprints anteriores, de disponibilidad comparable entre sí, se completaron 24, 27 y 21 puntos.</w:t>
+        <w:t xml:space="preserve"> interpretar un burndown y un burnup.</w:t>
       </w:r>
+    </w:p>
+    <w:tbl>
+      <w:tblPr>
+        <w:tblW w:type="auto" w:w="0"/>
+        <w:tblLayout w:type="fixed"/>
+        <w:tblLook w:firstColumn="1" w:firstRow="1" w:lastColumn="0" w:lastRow="0" w:noHBand="0" w:noVBand="1" w:val="04A0"/>
+      </w:tblPr>
+      <w:tblGrid>
+        <w:gridCol w:w="9412"/>
+      </w:tblGrid>
+      <w:tr>
+        <w:trPr>
+          <w:cantSplit/>
+        </w:trPr>
+        <w:tc>
+          <w:tcPr>
+            <w:tcW w:type="dxa" w:w="9411"/>
+            <w:tcBorders>
+              <w:left w:val="single" w:sz="36" w:color="6A4A9C"/>
+              <w:top w:val="single" w:sz="4" w:color="6A4A9C"/>
+              <w:bottom w:val="single" w:sz="4" w:color="6A4A9C"/>
+              <w:right w:val="single" w:sz="4" w:color="6A4A9C"/>
+            </w:tcBorders>
+            <w:shd w:val="clear" w:fill="F1ECF8"/>
+            <w:tcMar>
+              <w:top w:w="140" w:type="dxa"/>
+              <w:bottom w:w="100" w:type="dxa"/>
+              <w:left w:w="220" w:type="dxa"/>
+              <w:right w:w="200" w:type="dxa"/>
+            </w:tcMar>
+          </w:tcPr>
+          <w:p>
+            <w:pPr>
+              <w:spacing w:after="100"/>
+            </w:pPr>
+            <w:r>
+              <w:rPr>
+                <w:rFonts w:ascii="Calibri" w:hAnsi="Calibri"/>
+                <w:b/>
+                <w:color w:val="6A4A9C"/>
+                <w:sz w:val="23"/>
+              </w:rPr>
+              <w:t>Situación</w:t>
+            </w:r>
+          </w:p>
+          <w:p>
+            <w:pPr>
+              <w:spacing w:after="120" w:line="276" w:lineRule="auto"/>
+            </w:pPr>
+            <w:r>
+              <w:rPr>
+                <w:rFonts w:ascii="Calibri" w:hAnsi="Calibri"/>
+                <w:sz w:val="22"/>
+              </w:rPr>
+              <w:t>En otro Sprint se pronosticaron 30 puntos. En el día 6 de 10, la referencia del burndown indica 12 puntos pendientes y el pendiente real es 22. Los puntos se descuentan cuando una historia cumple la Definition of Done, y hay dos historias esperando validación. Además, el burnup registra estos datos:</w:t>
+            </w:r>
+          </w:p>
+          <w:p>
+            <w:pPr>
+              <w:tabs>
+                <w:tab w:pos="340" w:val="left"/>
+              </w:tabs>
+              <w:spacing w:after="80"/>
+              <w:ind w:left="340" w:hanging="255"/>
+            </w:pPr>
+            <w:r>
+              <w:rPr>
+                <w:b/>
+                <w:color w:val="6A4A9C"/>
+                <w:sz w:val="21"/>
+              </w:rPr>
+              <w:t>•</w:t>
+              <w:tab/>
+            </w:r>
+            <w:r>
+              <w:rPr>
+                <w:rFonts w:ascii="Calibri" w:hAnsi="Calibri"/>
+                <w:b/>
+                <w:color w:val="6A4A9C"/>
+                <w:sz w:val="22"/>
+              </w:rPr>
+              <w:t>Día 1:</w:t>
+            </w:r>
+            <w:r>
+              <w:rPr>
+                <w:rFonts w:ascii="Calibri" w:hAnsi="Calibri"/>
+                <w:sz w:val="22"/>
+              </w:rPr>
+              <w:t xml:space="preserve"> alcance total 30 puntos; completado 0.</w:t>
+            </w:r>
+          </w:p>
+          <w:p>
+            <w:pPr>
+              <w:tabs>
+                <w:tab w:pos="340" w:val="left"/>
+              </w:tabs>
+              <w:spacing w:after="80"/>
+              <w:ind w:left="340" w:hanging="255"/>
+            </w:pPr>
+            <w:r>
+              <w:rPr>
+                <w:b/>
+                <w:color w:val="6A4A9C"/>
+                <w:sz w:val="21"/>
+              </w:rPr>
+              <w:t>•</w:t>
+              <w:tab/>
+            </w:r>
+            <w:r>
+              <w:rPr>
+                <w:rFonts w:ascii="Calibri" w:hAnsi="Calibri"/>
+                <w:b/>
+                <w:color w:val="6A4A9C"/>
+                <w:sz w:val="22"/>
+              </w:rPr>
+              <w:t>Día 4:</w:t>
+            </w:r>
+            <w:r>
+              <w:rPr>
+                <w:rFonts w:ascii="Calibri" w:hAnsi="Calibri"/>
+                <w:sz w:val="22"/>
+              </w:rPr>
+              <w:t xml:space="preserve"> alcance total 30 puntos; completado 8.</w:t>
+            </w:r>
+          </w:p>
+          <w:p>
+            <w:pPr>
+              <w:tabs>
+                <w:tab w:pos="340" w:val="left"/>
+              </w:tabs>
+              <w:spacing w:after="80"/>
+              <w:ind w:left="340" w:hanging="255"/>
+            </w:pPr>
+            <w:r>
+              <w:rPr>
+                <w:b/>
+                <w:color w:val="6A4A9C"/>
+                <w:sz w:val="21"/>
+              </w:rPr>
+              <w:t>•</w:t>
+              <w:tab/>
+            </w:r>
+            <w:r>
+              <w:rPr>
+                <w:rFonts w:ascii="Calibri" w:hAnsi="Calibri"/>
+                <w:b/>
+                <w:color w:val="6A4A9C"/>
+                <w:sz w:val="22"/>
+              </w:rPr>
+              <w:t>Día 6:</w:t>
+            </w:r>
+            <w:r>
+              <w:rPr>
+                <w:rFonts w:ascii="Calibri" w:hAnsi="Calibri"/>
+                <w:sz w:val="22"/>
+              </w:rPr>
+              <w:t xml:space="preserve"> alcance total 38 puntos; completado 16.</w:t>
+            </w:r>
+          </w:p>
+        </w:tc>
+      </w:tr>
+    </w:tbl>
+    <w:p>
+      <w:pPr>
+        <w:spacing w:after="80"/>
+      </w:pPr>
     </w:p>
     <w:p>
       <w:pPr>
-        <w:numPr>
-          <w:ilvl w:val="0"/>
-          <w:numId w:val="10"/>
-        </w:numPr>
-        <w:spacing w:line="278" w:lineRule="auto" w:after="140"/>
+        <w:tabs>
+          <w:tab w:pos="425" w:val="left"/>
+        </w:tabs>
+        <w:spacing w:after="100"/>
+        <w:ind w:left="425" w:hanging="312"/>
       </w:pPr>
+      <w:r>
+        <w:rPr>
+          <w:b/>
+        </w:rPr>
+        <w:t>1.</w:t>
+        <w:tab/>
+      </w:r>
       <w:r>
         <w:rPr>
           <w:rFonts w:ascii="Calibri" w:hAnsi="Calibri"/>
           <w:sz w:val="22"/>
         </w:rPr>
-        <w:t>Calculá la disponibilidad neta de cada persona y del equipo. Explicá por qué no se descuentan reuniones durante los días de licencia.</w:t>
+        <w:t>¿Qué señal aporta el burndown? ¿Permite sacar conclusiones sobre el desempeño de una persona? Proponé una pregunta y una acción para la Daily Scrum.</w:t>
       </w:r>
     </w:p>
     <w:p>
       <w:pPr>
-        <w:numPr>
-          <w:ilvl w:val="0"/>
-          <w:numId w:val="10"/>
-        </w:numPr>
-        <w:spacing w:line="278" w:lineRule="auto" w:after="140"/>
+        <w:tabs>
+          <w:tab w:pos="425" w:val="left"/>
+        </w:tabs>
+        <w:spacing w:after="100"/>
+        <w:ind w:left="425" w:hanging="312"/>
       </w:pPr>
+      <w:r>
+        <w:rPr>
+          <w:b/>
+        </w:rPr>
+        <w:t>2.</w:t>
+        <w:tab/>
+      </w:r>
       <w:r>
         <w:rPr>
           <w:rFonts w:ascii="Calibri" w:hAnsi="Calibri"/>
           <w:sz w:val="22"/>
         </w:rPr>
-        <w:t>Calculá el promedio histórico de puntos. ¿Podés dividir horas por puntos para obtener una equivalencia válida? ¿Ese promedio garantiza completar lo mismo con menor disponibilidad?</w:t>
+        <w:t>En el burnup, ¿cuánto creció lo completado y cuánto el alcance entre los días 4 y 6? ¿Por qué el trabajo pendiente no bajó aunque hubo avance?</w:t>
       </w:r>
     </w:p>
     <w:p>
       <w:pPr>
-        <w:numPr>
-          <w:ilvl w:val="0"/>
-          <w:numId w:val="10"/>
-        </w:numPr>
-        <w:spacing w:line="278" w:lineRule="auto" w:after="140"/>
+        <w:tabs>
+          <w:tab w:pos="425" w:val="left"/>
+        </w:tabs>
+        <w:spacing w:after="100"/>
+        <w:ind w:left="425" w:hanging="312"/>
       </w:pPr>
+      <w:r>
+        <w:rPr>
+          <w:b/>
+        </w:rPr>
+        <w:t>3.</w:t>
+        <w:tab/>
+      </w:r>
       <w:r>
         <w:rPr>
           <w:rFonts w:ascii="Calibri" w:hAnsi="Calibri"/>
           <w:sz w:val="22"/>
         </w:rPr>
-        <w:t>Compará dos ítems: mostrar un enlace a una fuente usando un componente conocido; integrar un repositorio externo cuya autenticación todavía se desconoce. Indicá qué conversarías sobre complejidad, volumen e incertidumbre. Si en Planning Poker aparecen 3 y 13, ¿qué harías antes de decidir? ¿Dónde usarías tallas de remera?</w:t>
-      </w:r>
-    </w:p>
-    <w:p>
-      <w:pPr>
-        <w:numPr>
-          <w:ilvl w:val="0"/>
-          <w:numId w:val="10"/>
-        </w:numPr>
-        <w:spacing w:line="278" w:lineRule="auto" w:after="140"/>
-      </w:pPr>
-      <w:r>
-        <w:rPr>
-          <w:rFonts w:ascii="Calibri" w:hAnsi="Calibri"/>
-          <w:sz w:val="22"/>
-        </w:rPr>
-        <w:t>El objetivo propuesto es «permitir consultar requisitos vigentes con respaldo». Hay candidatos ya refinados: A, mostrar fuente, 5 puntos; B, consultar requisitos, 8; C, derivar consultas fuera de alcance, 5; D, personalizar colores, 8. Para el caso, no hay dependencias pendientes entre A, B y C. Proponé una selección inicial y justificá objetivo, capacidad e incertidumbre. No la presentes como promesa automática.</w:t>
+        <w:t>¿Qué revisarías antes de sumar trabajo o recortar pruebas? Distinguí un ajuste del plan acordado con el Product Owner de un crecimiento del alcance que nadie decidió.</w:t>
       </w:r>
     </w:p>
     <w:p>
@@ -151,15 +815,17 @@
         <w:keepNext/>
         <w:shd w:fill="EAF4FA"/>
       </w:pPr>
+      <w:bookmarkStart w:id="3" w:name="seccion-3"/>
       <w:r>
         <w:rPr>
           <w:rFonts w:ascii="Calibri" w:hAnsi="Calibri"/>
           <w:b/>
-          <w:color w:val="000000"/>
-          <w:sz w:val="32"/>
+          <w:color w:val="815B19"/>
+          <w:sz w:val="34"/>
         </w:rPr>
-        <w:t>Actividad 2 Interpretar el avance en Scrum</w:t>
+        <w:t>Actividad 3: Medir el flujo en Kanban</w:t>
       </w:r>
+      <w:bookmarkEnd w:id="3"/>
     </w:p>
     <w:p>
       <w:pPr>
@@ -172,14 +838,14 @@
           <w:color w:val="12655D"/>
           <w:sz w:val="22"/>
         </w:rPr>
-        <w:t>Contexto Scrum.</w:t>
+        <w:t>Qué vas a practicar:</w:t>
       </w:r>
       <w:r>
         <w:rPr>
           <w:rFonts w:ascii="Calibri" w:hAnsi="Calibri"/>
           <w:sz w:val="22"/>
         </w:rPr>
-        <w:t xml:space="preserve"> En otro Sprint se pronosticaron 30 puntos. Al día 6 de 10, un burndown ideal muestra 12 pendientes y el real 22. El equipo descuenta puntos cuando el ítem cumple la DoD. Dos ítems esperan validación. Por separado, un burnup registra estos datos:</w:t>
+        <w:t xml:space="preserve"> calcular lead time, cycle time y throughput, e interpretar el flujo.</w:t>
       </w:r>
     </w:p>
     <w:tbl>
@@ -189,405 +855,155 @@
         <w:tblLook w:firstColumn="1" w:firstRow="1" w:lastColumn="0" w:lastRow="0" w:noHBand="0" w:noVBand="1" w:val="04A0"/>
       </w:tblPr>
       <w:tblGrid>
-        <w:gridCol w:w="2127"/>
-        <w:gridCol w:w="3764"/>
-        <w:gridCol w:w="3520"/>
+        <w:gridCol w:w="9412"/>
       </w:tblGrid>
-      <w:tr>
-        <w:trPr>
-          <w:tblHeader/>
-          <w:cantSplit/>
-        </w:trPr>
-        <w:tc>
-          <w:tcPr>
-            <w:tcW w:type="dxa" w:w="2127"/>
-            <w:shd w:fill="203D59"/>
-            <w:tcMar>
-              <w:top w:w="95" w:type="dxa"/>
-              <w:bottom w:w="95" w:type="dxa"/>
-              <w:left w:w="95" w:type="dxa"/>
-              <w:right w:w="95" w:type="dxa"/>
-            </w:tcMar>
-            <w:vAlign w:val="center"/>
-            <w:tcBorders>
-              <w:top w:val="single" w:sz="4" w:color="D9D9D9"/>
-              <w:left w:val="single" w:sz="4" w:color="D9D9D9"/>
-              <w:bottom w:val="single" w:sz="4" w:color="D9D9D9"/>
-              <w:right w:val="single" w:sz="4" w:color="D9D9D9"/>
-            </w:tcBorders>
-          </w:tcPr>
-          <w:p>
-            <w:pPr>
-              <w:spacing w:line="264" w:lineRule="auto" w:after="100" w:before="80"/>
-            </w:pPr>
-            <w:r>
-              <w:rPr>
-                <w:rFonts w:ascii="Calibri" w:hAnsi="Calibri"/>
-                <w:b/>
-                <w:color w:val="FFFFFF"/>
-                <w:sz w:val="20"/>
-              </w:rPr>
-              <w:t>Momento</w:t>
-            </w:r>
-          </w:p>
-        </w:tc>
-        <w:tc>
-          <w:tcPr>
-            <w:tcW w:type="dxa" w:w="3764"/>
-            <w:shd w:fill="203D59"/>
-            <w:tcMar>
-              <w:top w:w="95" w:type="dxa"/>
-              <w:bottom w:w="95" w:type="dxa"/>
-              <w:left w:w="95" w:type="dxa"/>
-              <w:right w:w="95" w:type="dxa"/>
-            </w:tcMar>
-            <w:vAlign w:val="center"/>
-            <w:tcBorders>
-              <w:top w:val="single" w:sz="4" w:color="D9D9D9"/>
-              <w:left w:val="single" w:sz="4" w:color="D9D9D9"/>
-              <w:bottom w:val="single" w:sz="4" w:color="D9D9D9"/>
-              <w:right w:val="single" w:sz="4" w:color="D9D9D9"/>
-            </w:tcBorders>
-          </w:tcPr>
-          <w:p>
-            <w:pPr>
-              <w:spacing w:line="264" w:lineRule="auto" w:after="100" w:before="80"/>
-            </w:pPr>
-            <w:r>
-              <w:rPr>
-                <w:rFonts w:ascii="Calibri" w:hAnsi="Calibri"/>
-                <w:b/>
-                <w:color w:val="FFFFFF"/>
-                <w:sz w:val="20"/>
-              </w:rPr>
-              <w:t>Alcance total en puntos</w:t>
-            </w:r>
-          </w:p>
-        </w:tc>
-        <w:tc>
-          <w:tcPr>
-            <w:tcW w:type="dxa" w:w="3520"/>
-            <w:shd w:fill="203D59"/>
-            <w:tcMar>
-              <w:top w:w="95" w:type="dxa"/>
-              <w:bottom w:w="95" w:type="dxa"/>
-              <w:left w:w="95" w:type="dxa"/>
-              <w:right w:w="95" w:type="dxa"/>
-            </w:tcMar>
-            <w:vAlign w:val="center"/>
-            <w:tcBorders>
-              <w:top w:val="single" w:sz="4" w:color="D9D9D9"/>
-              <w:left w:val="single" w:sz="4" w:color="D9D9D9"/>
-              <w:bottom w:val="single" w:sz="4" w:color="D9D9D9"/>
-              <w:right w:val="single" w:sz="4" w:color="D9D9D9"/>
-            </w:tcBorders>
-          </w:tcPr>
-          <w:p>
-            <w:pPr>
-              <w:spacing w:line="264" w:lineRule="auto" w:after="100" w:before="80"/>
-            </w:pPr>
-            <w:r>
-              <w:rPr>
-                <w:rFonts w:ascii="Calibri" w:hAnsi="Calibri"/>
-                <w:b/>
-                <w:color w:val="FFFFFF"/>
-                <w:sz w:val="20"/>
-              </w:rPr>
-              <w:t>Completado en puntos</w:t>
-            </w:r>
-          </w:p>
-        </w:tc>
-      </w:tr>
       <w:tr>
         <w:trPr>
           <w:cantSplit/>
         </w:trPr>
         <w:tc>
           <w:tcPr>
-            <w:tcW w:type="dxa" w:w="2127"/>
-            <w:shd w:fill="FFFFFF"/>
+            <w:tcW w:type="dxa" w:w="9411"/>
+            <w:tcBorders>
+              <w:left w:val="single" w:sz="36" w:color="6A4A9C"/>
+              <w:top w:val="single" w:sz="4" w:color="6A4A9C"/>
+              <w:bottom w:val="single" w:sz="4" w:color="6A4A9C"/>
+              <w:right w:val="single" w:sz="4" w:color="6A4A9C"/>
+            </w:tcBorders>
+            <w:shd w:val="clear" w:fill="F1ECF8"/>
             <w:tcMar>
-              <w:top w:w="95" w:type="dxa"/>
-              <w:bottom w:w="95" w:type="dxa"/>
-              <w:left w:w="95" w:type="dxa"/>
-              <w:right w:w="95" w:type="dxa"/>
+              <w:top w:w="140" w:type="dxa"/>
+              <w:bottom w:w="100" w:type="dxa"/>
+              <w:left w:w="220" w:type="dxa"/>
+              <w:right w:w="200" w:type="dxa"/>
             </w:tcMar>
-            <w:vAlign w:val="center"/>
-            <w:tcBorders>
-              <w:top w:val="single" w:sz="4" w:color="D9D9D9"/>
-              <w:left w:val="single" w:sz="4" w:color="D9D9D9"/>
-              <w:bottom w:val="single" w:sz="4" w:color="D9D9D9"/>
-              <w:right w:val="single" w:sz="4" w:color="D9D9D9"/>
-            </w:tcBorders>
           </w:tcPr>
           <w:p>
             <w:pPr>
-              <w:spacing w:line="264" w:lineRule="auto" w:after="100" w:before="80"/>
+              <w:spacing w:after="100"/>
             </w:pPr>
             <w:r>
               <w:rPr>
                 <w:rFonts w:ascii="Calibri" w:hAnsi="Calibri"/>
-                <w:sz w:val="20"/>
+                <w:b/>
+                <w:color w:val="6A4A9C"/>
+                <w:sz w:val="23"/>
               </w:rPr>
-              <w:t>Día 1</w:t>
+              <w:t>Situación</w:t>
             </w:r>
           </w:p>
-        </w:tc>
-        <w:tc>
-          <w:tcPr>
-            <w:tcW w:type="dxa" w:w="3764"/>
-            <w:shd w:fill="FFFFFF"/>
-            <w:tcMar>
-              <w:top w:w="95" w:type="dxa"/>
-              <w:bottom w:w="95" w:type="dxa"/>
-              <w:left w:w="95" w:type="dxa"/>
-              <w:right w:w="95" w:type="dxa"/>
-            </w:tcMar>
-            <w:vAlign w:val="center"/>
-            <w:tcBorders>
-              <w:top w:val="single" w:sz="4" w:color="D9D9D9"/>
-              <w:left w:val="single" w:sz="4" w:color="D9D9D9"/>
-              <w:bottom w:val="single" w:sz="4" w:color="D9D9D9"/>
-              <w:right w:val="single" w:sz="4" w:color="D9D9D9"/>
-            </w:tcBorders>
-          </w:tcPr>
           <w:p>
             <w:pPr>
-              <w:spacing w:line="264" w:lineRule="auto" w:after="100" w:before="80"/>
+              <w:spacing w:after="120" w:line="276" w:lineRule="auto"/>
             </w:pPr>
             <w:r>
               <w:rPr>
                 <w:rFonts w:ascii="Calibri" w:hAnsi="Calibri"/>
-                <w:sz w:val="20"/>
+                <w:sz w:val="22"/>
               </w:rPr>
-              <w:t>30</w:t>
+              <w:t>El soporte registra, para cada pedido, el día en que llegó, el día en que se empezó y el día en que se terminó (con validación incluida). Calculá los tiempos como diferencia entre los números de día.</w:t>
             </w:r>
           </w:p>
-        </w:tc>
-        <w:tc>
-          <w:tcPr>
-            <w:tcW w:type="dxa" w:w="3520"/>
-            <w:shd w:fill="FFFFFF"/>
-            <w:tcMar>
-              <w:top w:w="95" w:type="dxa"/>
-              <w:bottom w:w="95" w:type="dxa"/>
-              <w:left w:w="95" w:type="dxa"/>
-              <w:right w:w="95" w:type="dxa"/>
-            </w:tcMar>
-            <w:vAlign w:val="center"/>
-            <w:tcBorders>
-              <w:top w:val="single" w:sz="4" w:color="D9D9D9"/>
-              <w:left w:val="single" w:sz="4" w:color="D9D9D9"/>
-              <w:bottom w:val="single" w:sz="4" w:color="D9D9D9"/>
-              <w:right w:val="single" w:sz="4" w:color="D9D9D9"/>
-            </w:tcBorders>
-          </w:tcPr>
           <w:p>
             <w:pPr>
-              <w:spacing w:line="264" w:lineRule="auto" w:after="100" w:before="80"/>
+              <w:tabs>
+                <w:tab w:pos="340" w:val="left"/>
+              </w:tabs>
+              <w:spacing w:after="80"/>
+              <w:ind w:left="340" w:hanging="255"/>
             </w:pPr>
             <w:r>
               <w:rPr>
+                <w:b/>
+                <w:color w:val="6A4A9C"/>
+                <w:sz w:val="21"/>
+              </w:rPr>
+              <w:t>•</w:t>
+              <w:tab/>
+            </w:r>
+            <w:r>
+              <w:rPr>
                 <w:rFonts w:ascii="Calibri" w:hAnsi="Calibri"/>
-                <w:sz w:val="20"/>
+                <w:b/>
+                <w:color w:val="6A4A9C"/>
+                <w:sz w:val="22"/>
               </w:rPr>
-              <w:t>0</w:t>
+              <w:t>Pedido A:</w:t>
+            </w:r>
+            <w:r>
+              <w:rPr>
+                <w:rFonts w:ascii="Calibri" w:hAnsi="Calibri"/>
+                <w:sz w:val="22"/>
+              </w:rPr>
+              <w:t xml:space="preserve"> llegó el día 1, se empezó el día 3, se terminó el día 7.</w:t>
             </w:r>
           </w:p>
-        </w:tc>
-      </w:tr>
-      <w:tr>
-        <w:trPr>
-          <w:cantSplit/>
-        </w:trPr>
-        <w:tc>
-          <w:tcPr>
-            <w:tcW w:type="dxa" w:w="2127"/>
-            <w:shd w:fill="F2F6FA"/>
-            <w:tcMar>
-              <w:top w:w="95" w:type="dxa"/>
-              <w:bottom w:w="95" w:type="dxa"/>
-              <w:left w:w="95" w:type="dxa"/>
-              <w:right w:w="95" w:type="dxa"/>
-            </w:tcMar>
-            <w:vAlign w:val="center"/>
-            <w:tcBorders>
-              <w:top w:val="single" w:sz="4" w:color="D9D9D9"/>
-              <w:left w:val="single" w:sz="4" w:color="D9D9D9"/>
-              <w:bottom w:val="single" w:sz="4" w:color="D9D9D9"/>
-              <w:right w:val="single" w:sz="4" w:color="D9D9D9"/>
-            </w:tcBorders>
-          </w:tcPr>
           <w:p>
             <w:pPr>
-              <w:spacing w:line="264" w:lineRule="auto" w:after="100" w:before="80"/>
+              <w:tabs>
+                <w:tab w:pos="340" w:val="left"/>
+              </w:tabs>
+              <w:spacing w:after="80"/>
+              <w:ind w:left="340" w:hanging="255"/>
             </w:pPr>
             <w:r>
               <w:rPr>
+                <w:b/>
+                <w:color w:val="6A4A9C"/>
+                <w:sz w:val="21"/>
+              </w:rPr>
+              <w:t>•</w:t>
+              <w:tab/>
+            </w:r>
+            <w:r>
+              <w:rPr>
                 <w:rFonts w:ascii="Calibri" w:hAnsi="Calibri"/>
-                <w:sz w:val="20"/>
+                <w:b/>
+                <w:color w:val="6A4A9C"/>
+                <w:sz w:val="22"/>
               </w:rPr>
-              <w:t>Día 4</w:t>
+              <w:t>Pedido B:</w:t>
+            </w:r>
+            <w:r>
+              <w:rPr>
+                <w:rFonts w:ascii="Calibri" w:hAnsi="Calibri"/>
+                <w:sz w:val="22"/>
+              </w:rPr>
+              <w:t xml:space="preserve"> llegó el día 2, se empezó el día 5, se terminó el día 9.</w:t>
             </w:r>
           </w:p>
-        </w:tc>
-        <w:tc>
-          <w:tcPr>
-            <w:tcW w:type="dxa" w:w="3764"/>
-            <w:shd w:fill="F2F6FA"/>
-            <w:tcMar>
-              <w:top w:w="95" w:type="dxa"/>
-              <w:bottom w:w="95" w:type="dxa"/>
-              <w:left w:w="95" w:type="dxa"/>
-              <w:right w:w="95" w:type="dxa"/>
-            </w:tcMar>
-            <w:vAlign w:val="center"/>
-            <w:tcBorders>
-              <w:top w:val="single" w:sz="4" w:color="D9D9D9"/>
-              <w:left w:val="single" w:sz="4" w:color="D9D9D9"/>
-              <w:bottom w:val="single" w:sz="4" w:color="D9D9D9"/>
-              <w:right w:val="single" w:sz="4" w:color="D9D9D9"/>
-            </w:tcBorders>
-          </w:tcPr>
           <w:p>
             <w:pPr>
-              <w:spacing w:line="264" w:lineRule="auto" w:after="100" w:before="80"/>
+              <w:tabs>
+                <w:tab w:pos="340" w:val="left"/>
+              </w:tabs>
+              <w:spacing w:after="80"/>
+              <w:ind w:left="340" w:hanging="255"/>
             </w:pPr>
             <w:r>
               <w:rPr>
-                <w:rFonts w:ascii="Calibri" w:hAnsi="Calibri"/>
-                <w:sz w:val="20"/>
+                <w:b/>
+                <w:color w:val="6A4A9C"/>
+                <w:sz w:val="21"/>
               </w:rPr>
-              <w:t>30</w:t>
+              <w:t>•</w:t>
+              <w:tab/>
             </w:r>
-          </w:p>
-        </w:tc>
-        <w:tc>
-          <w:tcPr>
-            <w:tcW w:type="dxa" w:w="3520"/>
-            <w:shd w:fill="F2F6FA"/>
-            <w:tcMar>
-              <w:top w:w="95" w:type="dxa"/>
-              <w:bottom w:w="95" w:type="dxa"/>
-              <w:left w:w="95" w:type="dxa"/>
-              <w:right w:w="95" w:type="dxa"/>
-            </w:tcMar>
-            <w:vAlign w:val="center"/>
-            <w:tcBorders>
-              <w:top w:val="single" w:sz="4" w:color="D9D9D9"/>
-              <w:left w:val="single" w:sz="4" w:color="D9D9D9"/>
-              <w:bottom w:val="single" w:sz="4" w:color="D9D9D9"/>
-              <w:right w:val="single" w:sz="4" w:color="D9D9D9"/>
-            </w:tcBorders>
-          </w:tcPr>
-          <w:p>
-            <w:pPr>
-              <w:spacing w:line="264" w:lineRule="auto" w:after="100" w:before="80"/>
-            </w:pPr>
             <w:r>
               <w:rPr>
                 <w:rFonts w:ascii="Calibri" w:hAnsi="Calibri"/>
-                <w:sz w:val="20"/>
+                <w:b/>
+                <w:color w:val="6A4A9C"/>
+                <w:sz w:val="22"/>
               </w:rPr>
-              <w:t>8</w:t>
+              <w:t>Pedido C:</w:t>
             </w:r>
-          </w:p>
-        </w:tc>
-      </w:tr>
-      <w:tr>
-        <w:trPr>
-          <w:cantSplit/>
-        </w:trPr>
-        <w:tc>
-          <w:tcPr>
-            <w:tcW w:type="dxa" w:w="2127"/>
-            <w:shd w:fill="FFFFFF"/>
-            <w:tcMar>
-              <w:top w:w="95" w:type="dxa"/>
-              <w:bottom w:w="95" w:type="dxa"/>
-              <w:left w:w="95" w:type="dxa"/>
-              <w:right w:w="95" w:type="dxa"/>
-            </w:tcMar>
-            <w:vAlign w:val="center"/>
-            <w:tcBorders>
-              <w:top w:val="single" w:sz="4" w:color="D9D9D9"/>
-              <w:left w:val="single" w:sz="4" w:color="D9D9D9"/>
-              <w:bottom w:val="single" w:sz="4" w:color="D9D9D9"/>
-              <w:right w:val="single" w:sz="4" w:color="D9D9D9"/>
-            </w:tcBorders>
-          </w:tcPr>
-          <w:p>
-            <w:pPr>
-              <w:spacing w:line="264" w:lineRule="auto" w:after="100" w:before="80"/>
-            </w:pPr>
             <w:r>
               <w:rPr>
                 <w:rFonts w:ascii="Calibri" w:hAnsi="Calibri"/>
-                <w:sz w:val="20"/>
+                <w:sz w:val="22"/>
               </w:rPr>
-              <w:t>Día 6</w:t>
-            </w:r>
-          </w:p>
-        </w:tc>
-        <w:tc>
-          <w:tcPr>
-            <w:tcW w:type="dxa" w:w="3764"/>
-            <w:shd w:fill="FFFFFF"/>
-            <w:tcMar>
-              <w:top w:w="95" w:type="dxa"/>
-              <w:bottom w:w="95" w:type="dxa"/>
-              <w:left w:w="95" w:type="dxa"/>
-              <w:right w:w="95" w:type="dxa"/>
-            </w:tcMar>
-            <w:vAlign w:val="center"/>
-            <w:tcBorders>
-              <w:top w:val="single" w:sz="4" w:color="D9D9D9"/>
-              <w:left w:val="single" w:sz="4" w:color="D9D9D9"/>
-              <w:bottom w:val="single" w:sz="4" w:color="D9D9D9"/>
-              <w:right w:val="single" w:sz="4" w:color="D9D9D9"/>
-            </w:tcBorders>
-          </w:tcPr>
-          <w:p>
-            <w:pPr>
-              <w:spacing w:line="264" w:lineRule="auto" w:after="100" w:before="80"/>
-            </w:pPr>
-            <w:r>
-              <w:rPr>
-                <w:rFonts w:ascii="Calibri" w:hAnsi="Calibri"/>
-                <w:sz w:val="20"/>
-              </w:rPr>
-              <w:t>38</w:t>
-            </w:r>
-          </w:p>
-        </w:tc>
-        <w:tc>
-          <w:tcPr>
-            <w:tcW w:type="dxa" w:w="3520"/>
-            <w:shd w:fill="FFFFFF"/>
-            <w:tcMar>
-              <w:top w:w="95" w:type="dxa"/>
-              <w:bottom w:w="95" w:type="dxa"/>
-              <w:left w:w="95" w:type="dxa"/>
-              <w:right w:w="95" w:type="dxa"/>
-            </w:tcMar>
-            <w:vAlign w:val="center"/>
-            <w:tcBorders>
-              <w:top w:val="single" w:sz="4" w:color="D9D9D9"/>
-              <w:left w:val="single" w:sz="4" w:color="D9D9D9"/>
-              <w:bottom w:val="single" w:sz="4" w:color="D9D9D9"/>
-              <w:right w:val="single" w:sz="4" w:color="D9D9D9"/>
-            </w:tcBorders>
-          </w:tcPr>
-          <w:p>
-            <w:pPr>
-              <w:spacing w:line="264" w:lineRule="auto" w:after="100" w:before="80"/>
-            </w:pPr>
-            <w:r>
-              <w:rPr>
-                <w:rFonts w:ascii="Calibri" w:hAnsi="Calibri"/>
-                <w:sz w:val="20"/>
-              </w:rPr>
-              <w:t>16</w:t>
+              <w:t xml:space="preserve"> llegó el día 4, se empezó el día 4, se terminó el día 10.</w:t>
             </w:r>
           </w:p>
         </w:tc>
@@ -595,55 +1011,99 @@
     </w:tbl>
     <w:p>
       <w:pPr>
-        <w:spacing w:after="40"/>
+        <w:spacing w:after="80"/>
       </w:pPr>
     </w:p>
     <w:p>
       <w:pPr>
-        <w:numPr>
-          <w:ilvl w:val="0"/>
-          <w:numId w:val="11"/>
-        </w:numPr>
-        <w:spacing w:line="278" w:lineRule="auto" w:after="140"/>
+        <w:tabs>
+          <w:tab w:pos="425" w:val="left"/>
+        </w:tabs>
+        <w:spacing w:after="100"/>
+        <w:ind w:left="425" w:hanging="312"/>
       </w:pPr>
+      <w:r>
+        <w:rPr>
+          <w:b/>
+        </w:rPr>
+        <w:t>1.</w:t>
+        <w:tab/>
+      </w:r>
       <w:r>
         <w:rPr>
           <w:rFonts w:ascii="Calibri" w:hAnsi="Calibri"/>
           <w:sz w:val="22"/>
         </w:rPr>
-        <w:t>¿Qué señal aporta el burndown y qué no permite concluir sobre desempeño individual? Proponé una pregunta y una acción para la Daily Scrum orientadas al Sprint Goal.</w:t>
+        <w:t>Calculá el lead time, el cycle time y la espera antes de empezar de cada pedido. Comprobá que espera más cycle time es igual a lead time.</w:t>
       </w:r>
     </w:p>
     <w:p>
       <w:pPr>
-        <w:numPr>
-          <w:ilvl w:val="0"/>
-          <w:numId w:val="11"/>
-        </w:numPr>
-        <w:spacing w:line="278" w:lineRule="auto" w:after="140"/>
+        <w:tabs>
+          <w:tab w:pos="425" w:val="left"/>
+        </w:tabs>
+        <w:spacing w:after="100"/>
+        <w:ind w:left="425" w:hanging="312"/>
       </w:pPr>
+      <w:r>
+        <w:rPr>
+          <w:b/>
+        </w:rPr>
+        <w:t>2.</w:t>
+        <w:tab/>
+      </w:r>
       <w:r>
         <w:rPr>
           <w:rFonts w:ascii="Calibri" w:hAnsi="Calibri"/>
           <w:sz w:val="22"/>
         </w:rPr>
-        <w:t>En el burnup, calculá cuánto creció lo completado y cuánto el alcance entre días 4 y 6. Explicá por qué el trabajo pendiente no baja aunque hubo avance.</w:t>
+        <w:t>Calculá el throughput entre el día 4 y el día 10 inclusive. ¿Se expresa en puntos o en pedidos?</w:t>
       </w:r>
     </w:p>
     <w:p>
       <w:pPr>
-        <w:numPr>
-          <w:ilvl w:val="0"/>
-          <w:numId w:val="11"/>
-        </w:numPr>
-        <w:spacing w:line="278" w:lineRule="auto" w:after="140"/>
+        <w:tabs>
+          <w:tab w:pos="425" w:val="left"/>
+        </w:tabs>
+        <w:spacing w:after="100"/>
+        <w:ind w:left="425" w:hanging="312"/>
       </w:pPr>
+      <w:r>
+        <w:rPr>
+          <w:b/>
+        </w:rPr>
+        <w:t>3.</w:t>
+        <w:tab/>
+      </w:r>
       <w:r>
         <w:rPr>
           <w:rFonts w:ascii="Calibri" w:hAnsi="Calibri"/>
           <w:sz w:val="22"/>
         </w:rPr>
-        <w:t>¿Qué revisarías antes de agregar trabajo o quitar pruebas? Distinguí una adaptación del plan acordada con el Product Owner de un crecimiento de alcance oculto.</w:t>
+        <w:t>Hoy hay tres tarjetas en Validación, cuyo límite es tres; una lleva cuatro días esperando una confirmación. En curso hay dos tarjetas, con límite dos. ¿Qué harías antes de empezar otra?</w:t>
+      </w:r>
+    </w:p>
+    <w:p>
+      <w:pPr>
+        <w:tabs>
+          <w:tab w:pos="425" w:val="left"/>
+        </w:tabs>
+        <w:spacing w:after="100"/>
+        <w:ind w:left="425" w:hanging="312"/>
+      </w:pPr>
+      <w:r>
+        <w:rPr>
+          <w:b/>
+        </w:rPr>
+        <w:t>4.</w:t>
+        <w:tab/>
+      </w:r>
+      <w:r>
+        <w:rPr>
+          <w:rFonts w:ascii="Calibri" w:hAnsi="Calibri"/>
+          <w:sz w:val="22"/>
+        </w:rPr>
+        <w:t>Si en el diagrama de flujo acumulado la banda de Validación se ensancha durante varios días, ¿qué investigarías? Con tres pedidos terminados, ¿podés prometer una fecha exacta para los siguientes?</w:t>
       </w:r>
     </w:p>
     <w:p>
@@ -652,15 +1112,17 @@
         <w:keepNext/>
         <w:shd w:fill="EAF4FA"/>
       </w:pPr>
+      <w:bookmarkStart w:id="4" w:name="seccion-4"/>
       <w:r>
         <w:rPr>
           <w:rFonts w:ascii="Calibri" w:hAnsi="Calibri"/>
           <w:b/>
-          <w:color w:val="000000"/>
-          <w:sz w:val="32"/>
+          <w:color w:val="815B19"/>
+          <w:sz w:val="34"/>
         </w:rPr>
-        <w:t>Actividad 3 Medir el flujo de Kanban</w:t>
+        <w:t>Actividad 4: Representar el trabajo en Trello y Jira</w:t>
       </w:r>
+      <w:bookmarkEnd w:id="4"/>
     </w:p>
     <w:p>
       <w:pPr>
@@ -673,14 +1135,14 @@
           <w:color w:val="12655D"/>
           <w:sz w:val="22"/>
         </w:rPr>
-        <w:t>Contexto Kanban.</w:t>
+        <w:t>Qué vas a practicar:</w:t>
       </w:r>
       <w:r>
         <w:rPr>
           <w:rFonts w:ascii="Calibri" w:hAnsi="Calibri"/>
           <w:sz w:val="22"/>
         </w:rPr>
-        <w:t xml:space="preserve"> En soporte se mide desde solicitud hasta terminación para Lead Time, y desde inicio hasta terminación para Cycle Time. Usá diferencias entre los números de día: no cuentes extremos inclusivamente. Todos son días consecutivos de una misma escala temporal y la terminación incluye validación.</w:t>
+        <w:t xml:space="preserve"> llevar el flujo a un tablero y elegir la herramienta según la necesidad.</w:t>
       </w:r>
     </w:p>
     <w:tbl>
@@ -690,532 +1152,53 @@
         <w:tblLook w:firstColumn="1" w:firstRow="1" w:lastColumn="0" w:lastRow="0" w:noHBand="0" w:noVBand="1" w:val="04A0"/>
       </w:tblPr>
       <w:tblGrid>
-        <w:gridCol w:w="1822"/>
-        <w:gridCol w:w="2688"/>
-        <w:gridCol w:w="2213"/>
-        <w:gridCol w:w="2688"/>
+        <w:gridCol w:w="9412"/>
       </w:tblGrid>
-      <w:tr>
-        <w:trPr>
-          <w:tblHeader/>
-          <w:cantSplit/>
-        </w:trPr>
-        <w:tc>
-          <w:tcPr>
-            <w:tcW w:type="dxa" w:w="1822"/>
-            <w:shd w:fill="203D59"/>
-            <w:tcMar>
-              <w:top w:w="95" w:type="dxa"/>
-              <w:bottom w:w="95" w:type="dxa"/>
-              <w:left w:w="95" w:type="dxa"/>
-              <w:right w:w="95" w:type="dxa"/>
-            </w:tcMar>
-            <w:vAlign w:val="center"/>
-            <w:tcBorders>
-              <w:top w:val="single" w:sz="4" w:color="D9D9D9"/>
-              <w:left w:val="single" w:sz="4" w:color="D9D9D9"/>
-              <w:bottom w:val="single" w:sz="4" w:color="D9D9D9"/>
-              <w:right w:val="single" w:sz="4" w:color="D9D9D9"/>
-            </w:tcBorders>
-          </w:tcPr>
-          <w:p>
-            <w:pPr>
-              <w:spacing w:line="264" w:lineRule="auto" w:after="100" w:before="80"/>
-            </w:pPr>
-            <w:r>
-              <w:rPr>
-                <w:rFonts w:ascii="Calibri" w:hAnsi="Calibri"/>
-                <w:b/>
-                <w:color w:val="FFFFFF"/>
-                <w:sz w:val="20"/>
-              </w:rPr>
-              <w:t>Ítem</w:t>
-            </w:r>
-          </w:p>
-        </w:tc>
-        <w:tc>
-          <w:tcPr>
-            <w:tcW w:type="dxa" w:w="2688"/>
-            <w:shd w:fill="203D59"/>
-            <w:tcMar>
-              <w:top w:w="95" w:type="dxa"/>
-              <w:bottom w:w="95" w:type="dxa"/>
-              <w:left w:w="95" w:type="dxa"/>
-              <w:right w:w="95" w:type="dxa"/>
-            </w:tcMar>
-            <w:vAlign w:val="center"/>
-            <w:tcBorders>
-              <w:top w:val="single" w:sz="4" w:color="D9D9D9"/>
-              <w:left w:val="single" w:sz="4" w:color="D9D9D9"/>
-              <w:bottom w:val="single" w:sz="4" w:color="D9D9D9"/>
-              <w:right w:val="single" w:sz="4" w:color="D9D9D9"/>
-            </w:tcBorders>
-          </w:tcPr>
-          <w:p>
-            <w:pPr>
-              <w:spacing w:line="264" w:lineRule="auto" w:after="100" w:before="80"/>
-            </w:pPr>
-            <w:r>
-              <w:rPr>
-                <w:rFonts w:ascii="Calibri" w:hAnsi="Calibri"/>
-                <w:b/>
-                <w:color w:val="FFFFFF"/>
-                <w:sz w:val="20"/>
-              </w:rPr>
-              <w:t>Solicitud</w:t>
-            </w:r>
-          </w:p>
-        </w:tc>
-        <w:tc>
-          <w:tcPr>
-            <w:tcW w:type="dxa" w:w="2213"/>
-            <w:shd w:fill="203D59"/>
-            <w:tcMar>
-              <w:top w:w="95" w:type="dxa"/>
-              <w:bottom w:w="95" w:type="dxa"/>
-              <w:left w:w="95" w:type="dxa"/>
-              <w:right w:w="95" w:type="dxa"/>
-            </w:tcMar>
-            <w:vAlign w:val="center"/>
-            <w:tcBorders>
-              <w:top w:val="single" w:sz="4" w:color="D9D9D9"/>
-              <w:left w:val="single" w:sz="4" w:color="D9D9D9"/>
-              <w:bottom w:val="single" w:sz="4" w:color="D9D9D9"/>
-              <w:right w:val="single" w:sz="4" w:color="D9D9D9"/>
-            </w:tcBorders>
-          </w:tcPr>
-          <w:p>
-            <w:pPr>
-              <w:spacing w:line="264" w:lineRule="auto" w:after="100" w:before="80"/>
-            </w:pPr>
-            <w:r>
-              <w:rPr>
-                <w:rFonts w:ascii="Calibri" w:hAnsi="Calibri"/>
-                <w:b/>
-                <w:color w:val="FFFFFF"/>
-                <w:sz w:val="20"/>
-              </w:rPr>
-              <w:t>Inicio</w:t>
-            </w:r>
-          </w:p>
-        </w:tc>
-        <w:tc>
-          <w:tcPr>
-            <w:tcW w:type="dxa" w:w="2688"/>
-            <w:shd w:fill="203D59"/>
-            <w:tcMar>
-              <w:top w:w="95" w:type="dxa"/>
-              <w:bottom w:w="95" w:type="dxa"/>
-              <w:left w:w="95" w:type="dxa"/>
-              <w:right w:w="95" w:type="dxa"/>
-            </w:tcMar>
-            <w:vAlign w:val="center"/>
-            <w:tcBorders>
-              <w:top w:val="single" w:sz="4" w:color="D9D9D9"/>
-              <w:left w:val="single" w:sz="4" w:color="D9D9D9"/>
-              <w:bottom w:val="single" w:sz="4" w:color="D9D9D9"/>
-              <w:right w:val="single" w:sz="4" w:color="D9D9D9"/>
-            </w:tcBorders>
-          </w:tcPr>
-          <w:p>
-            <w:pPr>
-              <w:spacing w:line="264" w:lineRule="auto" w:after="100" w:before="80"/>
-            </w:pPr>
-            <w:r>
-              <w:rPr>
-                <w:rFonts w:ascii="Calibri" w:hAnsi="Calibri"/>
-                <w:b/>
-                <w:color w:val="FFFFFF"/>
-                <w:sz w:val="20"/>
-              </w:rPr>
-              <w:t>Terminado</w:t>
-            </w:r>
-          </w:p>
-        </w:tc>
-      </w:tr>
       <w:tr>
         <w:trPr>
           <w:cantSplit/>
         </w:trPr>
         <w:tc>
           <w:tcPr>
-            <w:tcW w:type="dxa" w:w="1822"/>
-            <w:shd w:fill="FFFFFF"/>
+            <w:tcW w:type="dxa" w:w="9411"/>
+            <w:tcBorders>
+              <w:left w:val="single" w:sz="36" w:color="6A4A9C"/>
+              <w:top w:val="single" w:sz="4" w:color="6A4A9C"/>
+              <w:bottom w:val="single" w:sz="4" w:color="6A4A9C"/>
+              <w:right w:val="single" w:sz="4" w:color="6A4A9C"/>
+            </w:tcBorders>
+            <w:shd w:val="clear" w:fill="F1ECF8"/>
             <w:tcMar>
-              <w:top w:w="95" w:type="dxa"/>
-              <w:bottom w:w="95" w:type="dxa"/>
-              <w:left w:w="95" w:type="dxa"/>
-              <w:right w:w="95" w:type="dxa"/>
+              <w:top w:w="140" w:type="dxa"/>
+              <w:bottom w:w="100" w:type="dxa"/>
+              <w:left w:w="220" w:type="dxa"/>
+              <w:right w:w="200" w:type="dxa"/>
             </w:tcMar>
-            <w:vAlign w:val="center"/>
-            <w:tcBorders>
-              <w:top w:val="single" w:sz="4" w:color="D9D9D9"/>
-              <w:left w:val="single" w:sz="4" w:color="D9D9D9"/>
-              <w:bottom w:val="single" w:sz="4" w:color="D9D9D9"/>
-              <w:right w:val="single" w:sz="4" w:color="D9D9D9"/>
-            </w:tcBorders>
           </w:tcPr>
           <w:p>
             <w:pPr>
-              <w:spacing w:line="264" w:lineRule="auto" w:after="100" w:before="80"/>
+              <w:spacing w:after="100"/>
             </w:pPr>
             <w:r>
               <w:rPr>
                 <w:rFonts w:ascii="Calibri" w:hAnsi="Calibri"/>
-                <w:sz w:val="20"/>
+                <w:b/>
+                <w:color w:val="6A4A9C"/>
+                <w:sz w:val="23"/>
               </w:rPr>
-              <w:t>A</w:t>
+              <w:t>Situación</w:t>
             </w:r>
           </w:p>
-        </w:tc>
-        <w:tc>
-          <w:tcPr>
-            <w:tcW w:type="dxa" w:w="2688"/>
-            <w:shd w:fill="FFFFFF"/>
-            <w:tcMar>
-              <w:top w:w="95" w:type="dxa"/>
-              <w:bottom w:w="95" w:type="dxa"/>
-              <w:left w:w="95" w:type="dxa"/>
-              <w:right w:w="95" w:type="dxa"/>
-            </w:tcMar>
-            <w:vAlign w:val="center"/>
-            <w:tcBorders>
-              <w:top w:val="single" w:sz="4" w:color="D9D9D9"/>
-              <w:left w:val="single" w:sz="4" w:color="D9D9D9"/>
-              <w:bottom w:val="single" w:sz="4" w:color="D9D9D9"/>
-              <w:right w:val="single" w:sz="4" w:color="D9D9D9"/>
-            </w:tcBorders>
-          </w:tcPr>
           <w:p>
             <w:pPr>
-              <w:spacing w:line="264" w:lineRule="auto" w:after="100" w:before="80"/>
+              <w:spacing w:after="120" w:line="276" w:lineRule="auto"/>
             </w:pPr>
             <w:r>
               <w:rPr>
                 <w:rFonts w:ascii="Calibri" w:hAnsi="Calibri"/>
-                <w:sz w:val="20"/>
+                <w:sz w:val="22"/>
               </w:rPr>
-              <w:t>1</w:t>
-            </w:r>
-          </w:p>
-        </w:tc>
-        <w:tc>
-          <w:tcPr>
-            <w:tcW w:type="dxa" w:w="2213"/>
-            <w:shd w:fill="FFFFFF"/>
-            <w:tcMar>
-              <w:top w:w="95" w:type="dxa"/>
-              <w:bottom w:w="95" w:type="dxa"/>
-              <w:left w:w="95" w:type="dxa"/>
-              <w:right w:w="95" w:type="dxa"/>
-            </w:tcMar>
-            <w:vAlign w:val="center"/>
-            <w:tcBorders>
-              <w:top w:val="single" w:sz="4" w:color="D9D9D9"/>
-              <w:left w:val="single" w:sz="4" w:color="D9D9D9"/>
-              <w:bottom w:val="single" w:sz="4" w:color="D9D9D9"/>
-              <w:right w:val="single" w:sz="4" w:color="D9D9D9"/>
-            </w:tcBorders>
-          </w:tcPr>
-          <w:p>
-            <w:pPr>
-              <w:spacing w:line="264" w:lineRule="auto" w:after="100" w:before="80"/>
-            </w:pPr>
-            <w:r>
-              <w:rPr>
-                <w:rFonts w:ascii="Calibri" w:hAnsi="Calibri"/>
-                <w:sz w:val="20"/>
-              </w:rPr>
-              <w:t>3</w:t>
-            </w:r>
-          </w:p>
-        </w:tc>
-        <w:tc>
-          <w:tcPr>
-            <w:tcW w:type="dxa" w:w="2688"/>
-            <w:shd w:fill="FFFFFF"/>
-            <w:tcMar>
-              <w:top w:w="95" w:type="dxa"/>
-              <w:bottom w:w="95" w:type="dxa"/>
-              <w:left w:w="95" w:type="dxa"/>
-              <w:right w:w="95" w:type="dxa"/>
-            </w:tcMar>
-            <w:vAlign w:val="center"/>
-            <w:tcBorders>
-              <w:top w:val="single" w:sz="4" w:color="D9D9D9"/>
-              <w:left w:val="single" w:sz="4" w:color="D9D9D9"/>
-              <w:bottom w:val="single" w:sz="4" w:color="D9D9D9"/>
-              <w:right w:val="single" w:sz="4" w:color="D9D9D9"/>
-            </w:tcBorders>
-          </w:tcPr>
-          <w:p>
-            <w:pPr>
-              <w:spacing w:line="264" w:lineRule="auto" w:after="100" w:before="80"/>
-            </w:pPr>
-            <w:r>
-              <w:rPr>
-                <w:rFonts w:ascii="Calibri" w:hAnsi="Calibri"/>
-                <w:sz w:val="20"/>
-              </w:rPr>
-              <w:t>7</w:t>
-            </w:r>
-          </w:p>
-        </w:tc>
-      </w:tr>
-      <w:tr>
-        <w:trPr>
-          <w:cantSplit/>
-        </w:trPr>
-        <w:tc>
-          <w:tcPr>
-            <w:tcW w:type="dxa" w:w="1822"/>
-            <w:shd w:fill="F2F6FA"/>
-            <w:tcMar>
-              <w:top w:w="95" w:type="dxa"/>
-              <w:bottom w:w="95" w:type="dxa"/>
-              <w:left w:w="95" w:type="dxa"/>
-              <w:right w:w="95" w:type="dxa"/>
-            </w:tcMar>
-            <w:vAlign w:val="center"/>
-            <w:tcBorders>
-              <w:top w:val="single" w:sz="4" w:color="D9D9D9"/>
-              <w:left w:val="single" w:sz="4" w:color="D9D9D9"/>
-              <w:bottom w:val="single" w:sz="4" w:color="D9D9D9"/>
-              <w:right w:val="single" w:sz="4" w:color="D9D9D9"/>
-            </w:tcBorders>
-          </w:tcPr>
-          <w:p>
-            <w:pPr>
-              <w:spacing w:line="264" w:lineRule="auto" w:after="100" w:before="80"/>
-            </w:pPr>
-            <w:r>
-              <w:rPr>
-                <w:rFonts w:ascii="Calibri" w:hAnsi="Calibri"/>
-                <w:sz w:val="20"/>
-              </w:rPr>
-              <w:t>B</w:t>
-            </w:r>
-          </w:p>
-        </w:tc>
-        <w:tc>
-          <w:tcPr>
-            <w:tcW w:type="dxa" w:w="2688"/>
-            <w:shd w:fill="F2F6FA"/>
-            <w:tcMar>
-              <w:top w:w="95" w:type="dxa"/>
-              <w:bottom w:w="95" w:type="dxa"/>
-              <w:left w:w="95" w:type="dxa"/>
-              <w:right w:w="95" w:type="dxa"/>
-            </w:tcMar>
-            <w:vAlign w:val="center"/>
-            <w:tcBorders>
-              <w:top w:val="single" w:sz="4" w:color="D9D9D9"/>
-              <w:left w:val="single" w:sz="4" w:color="D9D9D9"/>
-              <w:bottom w:val="single" w:sz="4" w:color="D9D9D9"/>
-              <w:right w:val="single" w:sz="4" w:color="D9D9D9"/>
-            </w:tcBorders>
-          </w:tcPr>
-          <w:p>
-            <w:pPr>
-              <w:spacing w:line="264" w:lineRule="auto" w:after="100" w:before="80"/>
-            </w:pPr>
-            <w:r>
-              <w:rPr>
-                <w:rFonts w:ascii="Calibri" w:hAnsi="Calibri"/>
-                <w:sz w:val="20"/>
-              </w:rPr>
-              <w:t>2</w:t>
-            </w:r>
-          </w:p>
-        </w:tc>
-        <w:tc>
-          <w:tcPr>
-            <w:tcW w:type="dxa" w:w="2213"/>
-            <w:shd w:fill="F2F6FA"/>
-            <w:tcMar>
-              <w:top w:w="95" w:type="dxa"/>
-              <w:bottom w:w="95" w:type="dxa"/>
-              <w:left w:w="95" w:type="dxa"/>
-              <w:right w:w="95" w:type="dxa"/>
-            </w:tcMar>
-            <w:vAlign w:val="center"/>
-            <w:tcBorders>
-              <w:top w:val="single" w:sz="4" w:color="D9D9D9"/>
-              <w:left w:val="single" w:sz="4" w:color="D9D9D9"/>
-              <w:bottom w:val="single" w:sz="4" w:color="D9D9D9"/>
-              <w:right w:val="single" w:sz="4" w:color="D9D9D9"/>
-            </w:tcBorders>
-          </w:tcPr>
-          <w:p>
-            <w:pPr>
-              <w:spacing w:line="264" w:lineRule="auto" w:after="100" w:before="80"/>
-            </w:pPr>
-            <w:r>
-              <w:rPr>
-                <w:rFonts w:ascii="Calibri" w:hAnsi="Calibri"/>
-                <w:sz w:val="20"/>
-              </w:rPr>
-              <w:t>5</w:t>
-            </w:r>
-          </w:p>
-        </w:tc>
-        <w:tc>
-          <w:tcPr>
-            <w:tcW w:type="dxa" w:w="2688"/>
-            <w:shd w:fill="F2F6FA"/>
-            <w:tcMar>
-              <w:top w:w="95" w:type="dxa"/>
-              <w:bottom w:w="95" w:type="dxa"/>
-              <w:left w:w="95" w:type="dxa"/>
-              <w:right w:w="95" w:type="dxa"/>
-            </w:tcMar>
-            <w:vAlign w:val="center"/>
-            <w:tcBorders>
-              <w:top w:val="single" w:sz="4" w:color="D9D9D9"/>
-              <w:left w:val="single" w:sz="4" w:color="D9D9D9"/>
-              <w:bottom w:val="single" w:sz="4" w:color="D9D9D9"/>
-              <w:right w:val="single" w:sz="4" w:color="D9D9D9"/>
-            </w:tcBorders>
-          </w:tcPr>
-          <w:p>
-            <w:pPr>
-              <w:spacing w:line="264" w:lineRule="auto" w:after="100" w:before="80"/>
-            </w:pPr>
-            <w:r>
-              <w:rPr>
-                <w:rFonts w:ascii="Calibri" w:hAnsi="Calibri"/>
-                <w:sz w:val="20"/>
-              </w:rPr>
-              <w:t>9</w:t>
-            </w:r>
-          </w:p>
-        </w:tc>
-      </w:tr>
-      <w:tr>
-        <w:trPr>
-          <w:cantSplit/>
-        </w:trPr>
-        <w:tc>
-          <w:tcPr>
-            <w:tcW w:type="dxa" w:w="1822"/>
-            <w:shd w:fill="FFFFFF"/>
-            <w:tcMar>
-              <w:top w:w="95" w:type="dxa"/>
-              <w:bottom w:w="95" w:type="dxa"/>
-              <w:left w:w="95" w:type="dxa"/>
-              <w:right w:w="95" w:type="dxa"/>
-            </w:tcMar>
-            <w:vAlign w:val="center"/>
-            <w:tcBorders>
-              <w:top w:val="single" w:sz="4" w:color="D9D9D9"/>
-              <w:left w:val="single" w:sz="4" w:color="D9D9D9"/>
-              <w:bottom w:val="single" w:sz="4" w:color="D9D9D9"/>
-              <w:right w:val="single" w:sz="4" w:color="D9D9D9"/>
-            </w:tcBorders>
-          </w:tcPr>
-          <w:p>
-            <w:pPr>
-              <w:spacing w:line="264" w:lineRule="auto" w:after="100" w:before="80"/>
-            </w:pPr>
-            <w:r>
-              <w:rPr>
-                <w:rFonts w:ascii="Calibri" w:hAnsi="Calibri"/>
-                <w:sz w:val="20"/>
-              </w:rPr>
-              <w:t>C</w:t>
-            </w:r>
-          </w:p>
-        </w:tc>
-        <w:tc>
-          <w:tcPr>
-            <w:tcW w:type="dxa" w:w="2688"/>
-            <w:shd w:fill="FFFFFF"/>
-            <w:tcMar>
-              <w:top w:w="95" w:type="dxa"/>
-              <w:bottom w:w="95" w:type="dxa"/>
-              <w:left w:w="95" w:type="dxa"/>
-              <w:right w:w="95" w:type="dxa"/>
-            </w:tcMar>
-            <w:vAlign w:val="center"/>
-            <w:tcBorders>
-              <w:top w:val="single" w:sz="4" w:color="D9D9D9"/>
-              <w:left w:val="single" w:sz="4" w:color="D9D9D9"/>
-              <w:bottom w:val="single" w:sz="4" w:color="D9D9D9"/>
-              <w:right w:val="single" w:sz="4" w:color="D9D9D9"/>
-            </w:tcBorders>
-          </w:tcPr>
-          <w:p>
-            <w:pPr>
-              <w:spacing w:line="264" w:lineRule="auto" w:after="100" w:before="80"/>
-            </w:pPr>
-            <w:r>
-              <w:rPr>
-                <w:rFonts w:ascii="Calibri" w:hAnsi="Calibri"/>
-                <w:sz w:val="20"/>
-              </w:rPr>
-              <w:t>4</w:t>
-            </w:r>
-          </w:p>
-        </w:tc>
-        <w:tc>
-          <w:tcPr>
-            <w:tcW w:type="dxa" w:w="2213"/>
-            <w:shd w:fill="FFFFFF"/>
-            <w:tcMar>
-              <w:top w:w="95" w:type="dxa"/>
-              <w:bottom w:w="95" w:type="dxa"/>
-              <w:left w:w="95" w:type="dxa"/>
-              <w:right w:w="95" w:type="dxa"/>
-            </w:tcMar>
-            <w:vAlign w:val="center"/>
-            <w:tcBorders>
-              <w:top w:val="single" w:sz="4" w:color="D9D9D9"/>
-              <w:left w:val="single" w:sz="4" w:color="D9D9D9"/>
-              <w:bottom w:val="single" w:sz="4" w:color="D9D9D9"/>
-              <w:right w:val="single" w:sz="4" w:color="D9D9D9"/>
-            </w:tcBorders>
-          </w:tcPr>
-          <w:p>
-            <w:pPr>
-              <w:spacing w:line="264" w:lineRule="auto" w:after="100" w:before="80"/>
-            </w:pPr>
-            <w:r>
-              <w:rPr>
-                <w:rFonts w:ascii="Calibri" w:hAnsi="Calibri"/>
-                <w:sz w:val="20"/>
-              </w:rPr>
-              <w:t>4</w:t>
-            </w:r>
-          </w:p>
-        </w:tc>
-        <w:tc>
-          <w:tcPr>
-            <w:tcW w:type="dxa" w:w="2688"/>
-            <w:shd w:fill="FFFFFF"/>
-            <w:tcMar>
-              <w:top w:w="95" w:type="dxa"/>
-              <w:bottom w:w="95" w:type="dxa"/>
-              <w:left w:w="95" w:type="dxa"/>
-              <w:right w:w="95" w:type="dxa"/>
-            </w:tcMar>
-            <w:vAlign w:val="center"/>
-            <w:tcBorders>
-              <w:top w:val="single" w:sz="4" w:color="D9D9D9"/>
-              <w:left w:val="single" w:sz="4" w:color="D9D9D9"/>
-              <w:bottom w:val="single" w:sz="4" w:color="D9D9D9"/>
-              <w:right w:val="single" w:sz="4" w:color="D9D9D9"/>
-            </w:tcBorders>
-          </w:tcPr>
-          <w:p>
-            <w:pPr>
-              <w:spacing w:line="264" w:lineRule="auto" w:after="100" w:before="80"/>
-            </w:pPr>
-            <w:r>
-              <w:rPr>
-                <w:rFonts w:ascii="Calibri" w:hAnsi="Calibri"/>
-                <w:sz w:val="20"/>
-              </w:rPr>
-              <w:t>10</w:t>
+              <w:t>Tenés que representar el flujo de soporte de la actividad 3 con tres tarjetas: "corregir una fecha sin fuente", que espera una fuente autorizada; "validar la respuesta sobre documentación", lista para validar; y "derivar una consulta fuera de alcance", todavía sin empezar.</w:t>
             </w:r>
           </w:p>
         </w:tc>
@@ -1223,71 +1206,99 @@
     </w:tbl>
     <w:p>
       <w:pPr>
-        <w:spacing w:after="40"/>
+        <w:spacing w:after="80"/>
       </w:pPr>
     </w:p>
     <w:p>
       <w:pPr>
-        <w:numPr>
-          <w:ilvl w:val="0"/>
-          <w:numId w:val="12"/>
-        </w:numPr>
-        <w:spacing w:line="278" w:lineRule="auto" w:after="140"/>
+        <w:tabs>
+          <w:tab w:pos="425" w:val="left"/>
+        </w:tabs>
+        <w:spacing w:after="100"/>
+        <w:ind w:left="425" w:hanging="312"/>
       </w:pPr>
+      <w:r>
+        <w:rPr>
+          <w:b/>
+        </w:rPr>
+        <w:t>1.</w:t>
+        <w:tab/>
+      </w:r>
       <w:r>
         <w:rPr>
           <w:rFonts w:ascii="Calibri" w:hAnsi="Calibri"/>
           <w:sz w:val="22"/>
         </w:rPr>
-        <w:t>Calculá Lead Time, Cycle Time y espera anterior al inicio para cada ítem. Comprobá que espera + Cycle Time = Lead Time.</w:t>
+        <w:t>Dibujá un tablero con las columnas Por hacer, En curso, Validación y Terminado. Ubicá las tres tarjetas y anotá los límites y las políticas. La tarjeta bloqueada sigue dentro del trabajo en curso.</w:t>
       </w:r>
     </w:p>
     <w:p>
       <w:pPr>
-        <w:numPr>
-          <w:ilvl w:val="0"/>
-          <w:numId w:val="12"/>
-        </w:numPr>
-        <w:spacing w:line="278" w:lineRule="auto" w:after="140"/>
+        <w:tabs>
+          <w:tab w:pos="425" w:val="left"/>
+        </w:tabs>
+        <w:spacing w:after="100"/>
+        <w:ind w:left="425" w:hanging="312"/>
       </w:pPr>
+      <w:r>
+        <w:rPr>
+          <w:b/>
+        </w:rPr>
+        <w:t>2.</w:t>
+        <w:tab/>
+      </w:r>
       <w:r>
         <w:rPr>
           <w:rFonts w:ascii="Calibri" w:hAnsi="Calibri"/>
           <w:sz w:val="22"/>
         </w:rPr>
-        <w:t>Calculá el throughput del intervalo de siete días desde el día 4 hasta antes del 11. ¿Se expresa en puntos o en ítems?</w:t>
+        <w:t>Completá una tarjeta con: título, resultado esperado, criterio de terminación, responsable del seguimiento, estado del bloqueo y próxima acción.</w:t>
       </w:r>
     </w:p>
     <w:p>
       <w:pPr>
-        <w:numPr>
-          <w:ilvl w:val="0"/>
-          <w:numId w:val="12"/>
-        </w:numPr>
-        <w:spacing w:line="278" w:lineRule="auto" w:after="140"/>
+        <w:tabs>
+          <w:tab w:pos="425" w:val="left"/>
+        </w:tabs>
+        <w:spacing w:after="100"/>
+        <w:ind w:left="425" w:hanging="312"/>
       </w:pPr>
+      <w:r>
+        <w:rPr>
+          <w:b/>
+        </w:rPr>
+        <w:t>3.</w:t>
+        <w:tab/>
+      </w:r>
       <w:r>
         <w:rPr>
           <w:rFonts w:ascii="Calibri" w:hAnsi="Calibri"/>
           <w:sz w:val="22"/>
         </w:rPr>
-        <w:t>Hoy hay tres ítems en Validación, cuyo límite WIP es tres. Uno lleva cuatro días esperando una confirmación. En curso hay dos ítems con límite dos. ¿Qué harías antes de iniciar otro?</w:t>
+        <w:t>Con las imágenes y la explicación de la sección 8 del Contenido, indicá cómo representarías esa información en Trello y en Jira.</w:t>
       </w:r>
     </w:p>
     <w:p>
       <w:pPr>
-        <w:numPr>
-          <w:ilvl w:val="0"/>
-          <w:numId w:val="12"/>
-        </w:numPr>
-        <w:spacing w:line="278" w:lineRule="auto" w:after="140"/>
+        <w:tabs>
+          <w:tab w:pos="425" w:val="left"/>
+        </w:tabs>
+        <w:spacing w:after="100"/>
+        <w:ind w:left="425" w:hanging="312"/>
       </w:pPr>
+      <w:r>
+        <w:rPr>
+          <w:b/>
+        </w:rPr>
+        <w:t>4.</w:t>
+        <w:tab/>
+      </w:r>
       <w:r>
         <w:rPr>
           <w:rFonts w:ascii="Calibri" w:hAnsi="Calibri"/>
           <w:sz w:val="22"/>
         </w:rPr>
-        <w:t>Si la banda de Validación del CFD se ensancha durante varios días, ¿qué hipótesis investigarías? Con tres ítems terminados, ¿podés prometer una fecha exacta para los siguientes?</w:t>
+        <w:t>Elegí entre Trello y Jira para dos necesidades distintas: ver una fila pequeña de pedidos de soporte, y gestionar un backlog con Sprints y reportes. Dá dos razones para cada elección.</w:t>
       </w:r>
     </w:p>
     <w:p>
@@ -1296,15 +1307,17 @@
         <w:keepNext/>
         <w:shd w:fill="EAF4FA"/>
       </w:pPr>
+      <w:bookmarkStart w:id="5" w:name="seccion-5"/>
       <w:r>
         <w:rPr>
           <w:rFonts w:ascii="Calibri" w:hAnsi="Calibri"/>
           <w:b/>
-          <w:color w:val="000000"/>
-          <w:sz w:val="32"/>
+          <w:color w:val="815B19"/>
+          <w:sz w:val="34"/>
         </w:rPr>
-        <w:t>Actividad 4 Representar decisiones en Trello y Jira</w:t>
+        <w:t>Actividad 5: Pronosticar, gestionar un riesgo y usar la IA con criterio</w:t>
       </w:r>
+      <w:bookmarkEnd w:id="5"/>
     </w:p>
     <w:p>
       <w:pPr>
@@ -1317,129 +1330,170 @@
           <w:color w:val="12655D"/>
           <w:sz w:val="22"/>
         </w:rPr>
-        <w:t>Herramientas.</w:t>
+        <w:t>Qué vas a practicar:</w:t>
       </w:r>
       <w:r>
         <w:rPr>
           <w:rFonts w:ascii="Calibri" w:hAnsi="Calibri"/>
           <w:sz w:val="22"/>
         </w:rPr>
-        <w:t xml:space="preserve"> Representá el flujo de soporte de la actividad 3 con tres tarjetas: «corregir fecha sin fuente», «validar respuesta sobre documentación» y «derivar consulta fuera de alcance». La primera espera una fuente autorizada; la segunda está lista para validar; la tercera está pendiente de iniciar. Los totales de WIP del ejercicio anterior representan el tablero completo, no solo estas tres tarjetas.</w:t>
+        <w:t xml:space="preserve"> construir un pronóstico con rangos, registrar un riesgo y decidir qué delegar en un agente de IA.</w:t>
       </w:r>
+    </w:p>
+    <w:tbl>
+      <w:tblPr>
+        <w:tblW w:type="auto" w:w="0"/>
+        <w:tblLayout w:type="fixed"/>
+        <w:tblLook w:firstColumn="1" w:firstRow="1" w:lastColumn="0" w:lastRow="0" w:noHBand="0" w:noVBand="1" w:val="04A0"/>
+      </w:tblPr>
+      <w:tblGrid>
+        <w:gridCol w:w="9412"/>
+      </w:tblGrid>
+      <w:tr>
+        <w:trPr>
+          <w:cantSplit/>
+        </w:trPr>
+        <w:tc>
+          <w:tcPr>
+            <w:tcW w:type="dxa" w:w="9411"/>
+            <w:tcBorders>
+              <w:left w:val="single" w:sz="36" w:color="6A4A9C"/>
+              <w:top w:val="single" w:sz="4" w:color="6A4A9C"/>
+              <w:bottom w:val="single" w:sz="4" w:color="6A4A9C"/>
+              <w:right w:val="single" w:sz="4" w:color="6A4A9C"/>
+            </w:tcBorders>
+            <w:shd w:val="clear" w:fill="F1ECF8"/>
+            <w:tcMar>
+              <w:top w:w="140" w:type="dxa"/>
+              <w:bottom w:w="100" w:type="dxa"/>
+              <w:left w:w="220" w:type="dxa"/>
+              <w:right w:w="200" w:type="dxa"/>
+            </w:tcMar>
+          </w:tcPr>
+          <w:p>
+            <w:pPr>
+              <w:spacing w:after="100"/>
+            </w:pPr>
+            <w:r>
+              <w:rPr>
+                <w:rFonts w:ascii="Calibri" w:hAnsi="Calibri"/>
+                <w:b/>
+                <w:color w:val="6A4A9C"/>
+                <w:sz w:val="23"/>
+              </w:rPr>
+              <w:t>Situación</w:t>
+            </w:r>
+          </w:p>
+          <w:p>
+            <w:pPr>
+              <w:spacing w:after="120" w:line="276" w:lineRule="auto"/>
+            </w:pPr>
+            <w:r>
+              <w:rPr>
+                <w:rFonts w:ascii="Calibri" w:hAnsi="Calibri"/>
+                <w:sz w:val="22"/>
+              </w:rPr>
+              <w:t>Quedan doce pedidos de soporte de tamaño parecido a los anteriores. En cuatro semanas comparables se terminaron 3, 4, 2 y 3 pedidos. Una fuente de información importante podría dejar de estar disponible. Un asistente de IA redacta este mensaje para la universidad: "Todo estará listo exactamente en cuatro semanas y ya podemos cerrar los bloqueos". Además, el equipo evalúa asignarle a un agente de IA la tarea de mover automáticamente las tarjetas a Terminado cuando detecte que una respuesta fue corregida.</w:t>
+            </w:r>
+          </w:p>
+        </w:tc>
+      </w:tr>
+    </w:tbl>
+    <w:p>
+      <w:pPr>
+        <w:spacing w:after="80"/>
+      </w:pPr>
     </w:p>
     <w:p>
       <w:pPr>
-        <w:numPr>
-          <w:ilvl w:val="0"/>
-          <w:numId w:val="13"/>
-        </w:numPr>
-        <w:spacing w:line="278" w:lineRule="auto" w:after="140"/>
+        <w:tabs>
+          <w:tab w:pos="425" w:val="left"/>
+        </w:tabs>
+        <w:spacing w:after="100"/>
+        <w:ind w:left="425" w:hanging="312"/>
       </w:pPr>
       <w:r>
         <w:rPr>
-          <w:rFonts w:ascii="Calibri" w:hAnsi="Calibri"/>
-          <w:sz w:val="22"/>
+          <w:b/>
         </w:rPr>
-        <w:t>Dibujá Por hacer, En curso, Validación y Terminado. Ubicá las tres tarjetas y anotá límites y políticas. La tarjeta bloqueada permanece dentro del trabajo iniciado.</w:t>
-      </w:r>
-    </w:p>
-    <w:p>
-      <w:pPr>
-        <w:numPr>
-          <w:ilvl w:val="0"/>
-          <w:numId w:val="13"/>
-        </w:numPr>
-        <w:spacing w:line="278" w:lineRule="auto" w:after="140"/>
-      </w:pPr>
-      <w:r>
-        <w:rPr>
-          <w:rFonts w:ascii="Calibri" w:hAnsi="Calibri"/>
-          <w:sz w:val="22"/>
-        </w:rPr>
-        <w:t>Completá en una tarjeta descripción, criterio de terminación, responsable de seguimiento, estado, bloqueo y próxima acción.</w:t>
-      </w:r>
-    </w:p>
-    <w:p>
-      <w:pPr>
-        <w:numPr>
-          <w:ilvl w:val="0"/>
-          <w:numId w:val="13"/>
-        </w:numPr>
-        <w:spacing w:line="278" w:lineRule="auto" w:after="140"/>
-      </w:pPr>
-      <w:r>
-        <w:rPr>
-          <w:rFonts w:ascii="Calibri" w:hAnsi="Calibri"/>
-          <w:sz w:val="22"/>
-        </w:rPr>
-        <w:t xml:space="preserve">Observá la </w:t>
-      </w:r>
-      <w:hyperlink r:id="rId10">
-        <w:r>
-          <w:rPr>
-            <w:rStyle w:val="Hyperlink"/>
-          </w:rPr>
-          <w:t xml:space="preserve">guía oficial de tableros y tarjetas de Trello</w:t>
-        </w:r>
-      </w:hyperlink>
-      <w:r>
-        <w:rPr>
-          <w:rFonts w:ascii="Calibri" w:hAnsi="Calibri"/>
-          <w:sz w:val="22"/>
-        </w:rPr>
-        <w:t xml:space="preserve"> y la </w:t>
-      </w:r>
-      <w:hyperlink r:id="rId11">
-        <w:r>
-          <w:rPr>
-            <w:rStyle w:val="Hyperlink"/>
-          </w:rPr>
-          <w:t xml:space="preserve">introducción oficial a Jira</w:t>
-        </w:r>
-      </w:hyperlink>
-      <w:r>
-        <w:rPr>
-          <w:rFonts w:ascii="Calibri" w:hAnsi="Calibri"/>
-          <w:sz w:val="22"/>
-        </w:rPr>
-        <w:t>. Identificá cómo representarías esa información en cada herramienta. Podés usar las capturas y explicación de la sección 15 del módulo si los enlaces no están disponibles.</w:t>
-      </w:r>
-    </w:p>
-    <w:p>
-      <w:pPr>
-        <w:numPr>
-          <w:ilvl w:val="0"/>
-          <w:numId w:val="13"/>
-        </w:numPr>
-        <w:spacing w:line="278" w:lineRule="auto" w:after="140"/>
-      </w:pPr>
-      <w:r>
-        <w:rPr>
-          <w:rFonts w:ascii="Calibri" w:hAnsi="Calibri"/>
-          <w:sz w:val="22"/>
-        </w:rPr>
-        <w:t>Compará dos necesidades: visualizar una cola pequeña; mantener backlog y seguimiento de Sprints. Elegí entre Trello y Jira con dos razones vinculadas a la necesidad. Si compararas Azure DevOps, Asana o Monday, indicá qué requisitos verificarías según el panorama del módulo. No asumas funciones o planes vigentes.</w:t>
-      </w:r>
-    </w:p>
-    <w:p>
-      <w:pPr>
-        <w:spacing w:line="278" w:lineRule="auto" w:after="140"/>
-      </w:pPr>
-      <w:r>
-        <w:rPr>
-          <w:rFonts w:ascii="Calibri" w:hAnsi="Calibri"/>
-          <w:b/>
-          <w:color w:val="12655D"/>
-          <w:sz w:val="22"/>
-        </w:rPr>
-        <w:t>Extensión opcional.</w:t>
+        <w:t>1.</w:t>
+        <w:tab/>
       </w:r>
       <w:r>
         <w:rPr>
           <w:rFonts w:ascii="Calibri" w:hAnsi="Calibri"/>
           <w:sz w:val="22"/>
         </w:rPr>
-        <w:t xml:space="preserve"> Si ya tenés acceso a una herramienta, podés reproducir el dibujo en un tablero privado con datos ficticios. El dibujo resuelve la práctica completa; no hacen falta suscripciones ni evidencia para entregar.</w:t>
+        <w:t>Construí un pronóstico central y un rango a partir de las semanas observadas. Aclaralo como escenarios, no como una fecha garantizada.</w:t>
+      </w:r>
+    </w:p>
+    <w:p>
+      <w:pPr>
+        <w:tabs>
+          <w:tab w:pos="425" w:val="left"/>
+        </w:tabs>
+        <w:spacing w:after="100"/>
+        <w:ind w:left="425" w:hanging="312"/>
+      </w:pPr>
+      <w:r>
+        <w:rPr>
+          <w:b/>
+        </w:rPr>
+        <w:t>2.</w:t>
+        <w:tab/>
+      </w:r>
+      <w:r>
+        <w:rPr>
+          <w:rFonts w:ascii="Calibri" w:hAnsi="Calibri"/>
+          <w:sz w:val="22"/>
+        </w:rPr>
+        <w:t>Registrá el riesgo de la fuente con su causa, impacto, señal temprana y respuesta. ¿En qué se diferencia de un bloqueo que ya ocurrió?</w:t>
+      </w:r>
+    </w:p>
+    <w:p>
+      <w:pPr>
+        <w:tabs>
+          <w:tab w:pos="425" w:val="left"/>
+        </w:tabs>
+        <w:spacing w:after="100"/>
+        <w:ind w:left="425" w:hanging="312"/>
+      </w:pPr>
+      <w:r>
+        <w:rPr>
+          <w:b/>
+        </w:rPr>
+        <w:t>3.</w:t>
+        <w:tab/>
+      </w:r>
+      <w:r>
+        <w:rPr>
+          <w:rFonts w:ascii="Calibri" w:hAnsi="Calibri"/>
+          <w:sz w:val="22"/>
+        </w:rPr>
+        <w:t>Corregí el mensaje del asistente de IA: qué dato conservarías, qué afirmación cambiarías y quién tiene que revisar el estado antes de enviarlo.</w:t>
+      </w:r>
+    </w:p>
+    <w:p>
+      <w:pPr>
+        <w:tabs>
+          <w:tab w:pos="425" w:val="left"/>
+        </w:tabs>
+        <w:spacing w:after="100"/>
+        <w:ind w:left="425" w:hanging="312"/>
+      </w:pPr>
+      <w:r>
+        <w:rPr>
+          <w:b/>
+        </w:rPr>
+        <w:t>4.</w:t>
+        <w:tab/>
+      </w:r>
+      <w:r>
+        <w:rPr>
+          <w:rFonts w:ascii="Calibri" w:hAnsi="Calibri"/>
+          <w:sz w:val="22"/>
+        </w:rPr>
+        <w:t>Aplicá las preguntas del módulo antes de delegar una tarea en un agente a la propuesta de mover tarjetas automáticamente. ¿La aprobarías tal como está? ¿Qué cambiarías? Relacionalo con la lección del caso Klarna.</w:t>
       </w:r>
     </w:p>
     <w:p>
@@ -1448,120 +1502,17 @@
         <w:keepNext/>
         <w:shd w:fill="EAF4FA"/>
       </w:pPr>
+      <w:bookmarkStart w:id="6" w:name="seccion-6"/>
       <w:r>
         <w:rPr>
           <w:rFonts w:ascii="Calibri" w:hAnsi="Calibri"/>
           <w:b/>
-          <w:color w:val="000000"/>
-          <w:sz w:val="32"/>
+          <w:color w:val="815B19"/>
+          <w:sz w:val="34"/>
         </w:rPr>
-        <w:t>Actividad 5 Revisar un pronóstico y un riesgo</w:t>
+        <w:t>Antes de terminar</w:t>
       </w:r>
-    </w:p>
-    <w:p>
-      <w:pPr>
-        <w:spacing w:line="278" w:lineRule="auto" w:after="140"/>
-      </w:pPr>
-      <w:r>
-        <w:rPr>
-          <w:rFonts w:ascii="Calibri" w:hAnsi="Calibri"/>
-          <w:b/>
-          <w:color w:val="12655D"/>
-          <w:sz w:val="22"/>
-        </w:rPr>
-        <w:t>Integración de decisiones.</w:t>
-      </w:r>
-      <w:r>
-        <w:rPr>
-          <w:rFonts w:ascii="Calibri" w:hAnsi="Calibri"/>
-          <w:sz w:val="22"/>
-        </w:rPr>
-        <w:t xml:space="preserve"> Quedan doce ítems de soporte de tamaños semejantes a los anteriores. En cuatro semanas comparables se terminaron 3, 4, 2 y 3 ítems. Una fuente crítica puede dejar de estar disponible. Una IA de apoyo redacta: «Todo estará listo exactamente en cuatro semanas y podemos cerrar los bloqueos».</w:t>
-      </w:r>
-    </w:p>
-    <w:p>
-      <w:pPr>
-        <w:numPr>
-          <w:ilvl w:val="0"/>
-          <w:numId w:val="14"/>
-        </w:numPr>
-        <w:spacing w:line="278" w:lineRule="auto" w:after="140"/>
-      </w:pPr>
-      <w:r>
-        <w:rPr>
-          <w:rFonts w:ascii="Calibri" w:hAnsi="Calibri"/>
-          <w:sz w:val="22"/>
-        </w:rPr>
-        <w:t>Construí una referencia central y un rango de escenarios simples usando las tasas observadas. Aclaralos como escenarios, no como probabilidades ni fechas garantizadas.</w:t>
-      </w:r>
-    </w:p>
-    <w:p>
-      <w:pPr>
-        <w:numPr>
-          <w:ilvl w:val="0"/>
-          <w:numId w:val="14"/>
-        </w:numPr>
-        <w:spacing w:line="278" w:lineRule="auto" w:after="140"/>
-      </w:pPr>
-      <w:r>
-        <w:rPr>
-          <w:rFonts w:ascii="Calibri" w:hAnsi="Calibri"/>
-          <w:sz w:val="22"/>
-        </w:rPr>
-        <w:t>Registrá el riesgo con causa, impacto, señal de activación y respuesta. Diferencialo de un bloqueo que ya ocurrió.</w:t>
-      </w:r>
-    </w:p>
-    <w:p>
-      <w:pPr>
-        <w:numPr>
-          <w:ilvl w:val="0"/>
-          <w:numId w:val="14"/>
-        </w:numPr>
-        <w:spacing w:line="278" w:lineRule="auto" w:after="140"/>
-      </w:pPr>
-      <w:r>
-        <w:rPr>
-          <w:rFonts w:ascii="Calibri" w:hAnsi="Calibri"/>
-          <w:sz w:val="22"/>
-        </w:rPr>
-        <w:t>Corregí el mensaje de la IA: qué dato puede conservarse, qué afirmación necesita revisión y quién debe comprobar el estado antes de cambiarlo.</w:t>
-      </w:r>
-    </w:p>
-    <w:p>
-      <w:r>
-        <w:br w:type="page"/>
-      </w:r>
-    </w:p>
-    <w:p>
-      <w:pPr>
-        <w:pStyle w:val="Heading1"/>
-        <w:keepNext/>
-        <w:shd w:fill="EAF4FA"/>
-      </w:pPr>
-      <w:r>
-        <w:rPr>
-          <w:rFonts w:ascii="Calibri" w:hAnsi="Calibri"/>
-          <w:b/>
-          <w:color w:val="000000"/>
-          <w:sz w:val="32"/>
-        </w:rPr>
-        <w:t>Respuestas orientativas y autoevaluación</w:t>
-      </w:r>
-    </w:p>
-    <w:p>
-      <w:pPr>
-        <w:pStyle w:val="Heading2"/>
-        <w:keepNext/>
-      </w:pPr>
-      <w:r>
-        <w:rPr>
-          <w:rFonts w:ascii="Calibri" w:hAnsi="Calibri"/>
-          <w:b/>
-          <w:color w:val="000000"/>
-          <w:sz w:val="26"/>
-        </w:rPr>
-        <w:t>Actividad 1</w:t>
-      </w:r>
+      <w:bookmarkEnd w:id="6"/>
     </w:p>
     <w:p>
       <w:pPr>
@@ -1572,173 +1523,160 @@
           <w:rFonts w:ascii="Calibri" w:hAnsi="Calibri"/>
           <w:sz w:val="22"/>
         </w:rPr>
-        <w:t>Tres personas tienen 10 × 7 = 70 horas cada una; la persona con licencia tiene 8 × 7 = 56. Total: 266 horas. Solo se descuentan reuniones en días presentes; descontar 40 horas de reuniones y además 16 de licencia desde 320 resta dos horas de más. El promedio histórico es 24 puntos. Horas y puntos no son equivalentes; el historial es una referencia que debe contrastarse con disponibilidad, habilidades y trabajo seleccionado.</w:t>
+        <w:t>Estas actividades no tienen una única respuesta correcta: cada resolución puede ser distinta si está bien fundamentada en el Contenido del módulo. Si querés comparar tu trabajo, podés pedirle al profesor sus respuestas orientativas.</w:t>
       </w:r>
     </w:p>
+    <w:tbl>
+      <w:tblPr>
+        <w:tblW w:type="auto" w:w="0"/>
+        <w:tblLayout w:type="fixed"/>
+        <w:tblLook w:firstColumn="1" w:firstRow="1" w:lastColumn="0" w:lastRow="0" w:noHBand="0" w:noVBand="1" w:val="04A0"/>
+      </w:tblPr>
+      <w:tblGrid>
+        <w:gridCol w:w="9412"/>
+      </w:tblGrid>
+      <w:tr>
+        <w:trPr>
+          <w:cantSplit/>
+        </w:trPr>
+        <w:tc>
+          <w:tcPr>
+            <w:tcW w:type="dxa" w:w="9411"/>
+            <w:tcBorders>
+              <w:left w:val="single" w:sz="36" w:color="3A5BA0"/>
+              <w:top w:val="single" w:sz="4" w:color="3A5BA0"/>
+              <w:bottom w:val="single" w:sz="4" w:color="3A5BA0"/>
+              <w:right w:val="single" w:sz="4" w:color="3A5BA0"/>
+            </w:tcBorders>
+            <w:shd w:val="clear" w:fill="EEF2FB"/>
+            <w:tcMar>
+              <w:top w:w="140" w:type="dxa"/>
+              <w:bottom w:w="100" w:type="dxa"/>
+              <w:left w:w="220" w:type="dxa"/>
+              <w:right w:w="200" w:type="dxa"/>
+            </w:tcMar>
+          </w:tcPr>
+          <w:p>
+            <w:pPr>
+              <w:spacing w:after="100"/>
+            </w:pPr>
+            <w:r>
+              <w:rPr>
+                <w:rFonts w:ascii="Calibri" w:hAnsi="Calibri"/>
+                <w:b/>
+                <w:color w:val="3A5BA0"/>
+                <w:sz w:val="23"/>
+              </w:rPr>
+              <w:t>Para revisar tu trabajo</w:t>
+            </w:r>
+          </w:p>
+          <w:p>
+            <w:pPr>
+              <w:tabs>
+                <w:tab w:pos="340" w:val="left"/>
+              </w:tabs>
+              <w:spacing w:after="80"/>
+              <w:ind w:left="340" w:hanging="255"/>
+            </w:pPr>
+            <w:r>
+              <w:rPr>
+                <w:b/>
+                <w:color w:val="3A5BA0"/>
+                <w:sz w:val="21"/>
+              </w:rPr>
+              <w:t>•</w:t>
+              <w:tab/>
+            </w:r>
+            <w:r>
+              <w:rPr>
+                <w:rFonts w:ascii="Calibri" w:hAnsi="Calibri"/>
+                <w:sz w:val="22"/>
+              </w:rPr>
+              <w:t>¿Tus cálculos tienen las unidades correctas (horas, puntos, pedidos, días)?</w:t>
+            </w:r>
+          </w:p>
+          <w:p>
+            <w:pPr>
+              <w:tabs>
+                <w:tab w:pos="340" w:val="left"/>
+              </w:tabs>
+              <w:spacing w:after="80"/>
+              <w:ind w:left="340" w:hanging="255"/>
+            </w:pPr>
+            <w:r>
+              <w:rPr>
+                <w:b/>
+                <w:color w:val="3A5BA0"/>
+                <w:sz w:val="21"/>
+              </w:rPr>
+              <w:t>•</w:t>
+              <w:tab/>
+            </w:r>
+            <w:r>
+              <w:rPr>
+                <w:rFonts w:ascii="Calibri" w:hAnsi="Calibri"/>
+                <w:sz w:val="22"/>
+              </w:rPr>
+              <w:t>¿Comunicaste los pronósticos como rangos con supuestos, y no como fechas exactas?</w:t>
+            </w:r>
+          </w:p>
+          <w:p>
+            <w:pPr>
+              <w:tabs>
+                <w:tab w:pos="340" w:val="left"/>
+              </w:tabs>
+              <w:spacing w:after="80"/>
+              <w:ind w:left="340" w:hanging="255"/>
+            </w:pPr>
+            <w:r>
+              <w:rPr>
+                <w:b/>
+                <w:color w:val="3A5BA0"/>
+                <w:sz w:val="21"/>
+              </w:rPr>
+              <w:t>•</w:t>
+              <w:tab/>
+            </w:r>
+            <w:r>
+              <w:rPr>
+                <w:rFonts w:ascii="Calibri" w:hAnsi="Calibri"/>
+                <w:sz w:val="22"/>
+              </w:rPr>
+              <w:t>¿Cada métrica que usaste llevó a una pregunta o una decisión concreta?</w:t>
+            </w:r>
+          </w:p>
+          <w:p>
+            <w:pPr>
+              <w:tabs>
+                <w:tab w:pos="340" w:val="left"/>
+              </w:tabs>
+              <w:spacing w:after="80"/>
+              <w:ind w:left="340" w:hanging="255"/>
+            </w:pPr>
+            <w:r>
+              <w:rPr>
+                <w:b/>
+                <w:color w:val="3A5BA0"/>
+                <w:sz w:val="21"/>
+              </w:rPr>
+              <w:t>•</w:t>
+              <w:tab/>
+            </w:r>
+            <w:r>
+              <w:rPr>
+                <w:rFonts w:ascii="Calibri" w:hAnsi="Calibri"/>
+                <w:sz w:val="22"/>
+              </w:rPr>
+              <w:t>¿Mantuviste las decisiones de aceptación y prioridad en manos de personas?</w:t>
+            </w:r>
+          </w:p>
+        </w:tc>
+      </w:tr>
+    </w:tbl>
     <w:p>
       <w:pPr>
-        <w:spacing w:line="278" w:lineRule="auto" w:after="140"/>
+        <w:spacing w:after="80"/>
       </w:pPr>
-      <w:r>
-        <w:rPr>
-          <w:rFonts w:ascii="Calibri" w:hAnsi="Calibri"/>
-          <w:sz w:val="22"/>
-        </w:rPr>
-        <w:t>La integración desconocida necesita aclarar autenticación y dependencias; no se puede fijar una estimación única sin esa conversación. Ante 3 y 13 conviene escuchar supuestos, aclarar y volver a estimar, no promediar mecánicamente. Las tallas sirven para una primera aproximación de ítems grandes. A+B+C suman 18 puntos y son coherentes con el objetivo; D agrega 8 de menor relevancia. Esa selección es un pronóstico inicial a discutir, no se deduce obligatoriamente de 266 horas ni garantiza cumplimiento. El compromiso de Scrum es el Sprint Goal.</w:t>
-      </w:r>
-    </w:p>
-    <w:p>
-      <w:pPr>
-        <w:pStyle w:val="Heading2"/>
-        <w:keepNext/>
-      </w:pPr>
-      <w:r>
-        <w:rPr>
-          <w:rFonts w:ascii="Calibri" w:hAnsi="Calibri"/>
-          <w:b/>
-          <w:color w:val="000000"/>
-          <w:sz w:val="26"/>
-        </w:rPr>
-        <w:t>Actividad 2</w:t>
-      </w:r>
-    </w:p>
-    <w:p>
-      <w:pPr>
-        <w:spacing w:line="278" w:lineRule="auto" w:after="140"/>
-      </w:pPr>
-      <w:r>
-        <w:rPr>
-          <w:rFonts w:ascii="Calibri" w:hAnsi="Calibri"/>
-          <w:sz w:val="22"/>
-        </w:rPr>
-        <w:t>El burndown muestra más pendiente que la referencia ideal; no explica por sí solo la causa ni el desempeño individual. Conviene preguntar qué impide validar y colaborar para terminar trabajo antes de empezar más. El burnup aumenta 8 puntos completados y 8 de alcance: quedan 22 tanto el día 4 como el 6. Hubo avance y cambio de alcance al mismo tiempo. Hay que inspeccionar calidad, dependencias y efecto sobre el objetivo, negociando el alcance con el Product Owner sin reducir calidad ni ocultar cambios.</w:t>
-      </w:r>
-    </w:p>
-    <w:p>
-      <w:pPr>
-        <w:pStyle w:val="Heading2"/>
-        <w:keepNext/>
-      </w:pPr>
-      <w:r>
-        <w:rPr>
-          <w:rFonts w:ascii="Calibri" w:hAnsi="Calibri"/>
-          <w:b/>
-          <w:color w:val="000000"/>
-          <w:sz w:val="26"/>
-        </w:rPr>
-        <w:t>Actividad 3</w:t>
-      </w:r>
-    </w:p>
-    <w:p>
-      <w:pPr>
-        <w:spacing w:line="278" w:lineRule="auto" w:after="140"/>
-      </w:pPr>
-      <w:r>
-        <w:rPr>
-          <w:rFonts w:ascii="Calibri" w:hAnsi="Calibri"/>
-          <w:sz w:val="22"/>
-        </w:rPr>
-        <w:t>A: Lead Time 6, Cycle Time 4, espera 2 días. B: 7, 4 y 3. C: 6, 6 y 0. Se cumple la suma en los tres. El throughput del intervalo es 3 ítems terminados por siete días. Con ambas columnas al límite, se prioriza destrabar y validar. La espera durante el trabajo forma parte del Cycle Time. Una banda que se ensancha sugiere acumulación: investigá capacidad de validación, bloqueos y políticas. Tres observaciones no sostienen una fecha exacta.</w:t>
-      </w:r>
-    </w:p>
-    <w:p>
-      <w:pPr>
-        <w:pStyle w:val="Heading2"/>
-        <w:keepNext/>
-      </w:pPr>
-      <w:r>
-        <w:rPr>
-          <w:rFonts w:ascii="Calibri" w:hAnsi="Calibri"/>
-          <w:b/>
-          <w:color w:val="000000"/>
-          <w:sz w:val="26"/>
-        </w:rPr>
-        <w:t>Actividad 4</w:t>
-      </w:r>
-    </w:p>
-    <w:p>
-      <w:pPr>
-        <w:spacing w:line="278" w:lineRule="auto" w:after="140"/>
-      </w:pPr>
-      <w:r>
-        <w:rPr>
-          <w:rFonts w:ascii="Calibri" w:hAnsi="Calibri"/>
-          <w:sz w:val="22"/>
-        </w:rPr>
-        <w:t>La primera tarjeta queda En curso con bloqueo visible; la segunda, en Validación; la tercera, en Por hacer. Un criterio puede ser «fecha contrastada con fuente vigente y respuesta corregida y validada». Anotá quién gestiona la confirmación y cuándo revisará el bloqueo. Trello permite observar la lógica de listas y tarjetas; Jira, la organización del trabajo y sus flujos. La selección depende de visibilidad, backlog, reportes, integración, facilidad de uso y restricciones de acceso.</w:t>
-      </w:r>
-    </w:p>
-    <w:p>
-      <w:pPr>
-        <w:spacing w:line="278" w:lineRule="auto" w:after="140"/>
-      </w:pPr>
-      <w:r>
-        <w:rPr>
-          <w:rFonts w:ascii="Calibri" w:hAnsi="Calibri"/>
-          <w:sz w:val="22"/>
-        </w:rPr>
-        <w:t>Ninguna herramienta sustituye políticas y acuerdos. Para las demás alternativas, compará estos requisitos sin dar por hecho su disponibilidad actual.</w:t>
-      </w:r>
-    </w:p>
-    <w:p>
-      <w:pPr>
-        <w:pStyle w:val="Heading2"/>
-        <w:keepNext/>
-      </w:pPr>
-      <w:r>
-        <w:rPr>
-          <w:rFonts w:ascii="Calibri" w:hAnsi="Calibri"/>
-          <w:b/>
-          <w:color w:val="000000"/>
-          <w:sz w:val="26"/>
-        </w:rPr>
-        <w:t>Actividad 5</w:t>
-      </w:r>
-    </w:p>
-    <w:p>
-      <w:pPr>
-        <w:spacing w:line="278" w:lineRule="auto" w:after="140"/>
-      </w:pPr>
-      <w:r>
-        <w:rPr>
-          <w:rFonts w:ascii="Calibri" w:hAnsi="Calibri"/>
-          <w:sz w:val="22"/>
-        </w:rPr>
-        <w:t>La tasa media es 3 ítems por semana: 12/3 = 4 semanas como referencia. Con 4 por semana serían 3 semanas; con 2, 6. El rango 3–6 es una comparación de escenarios, no un intervalo estadístico ni una garantía. Supone trabajo y capacidad comparables, sin nuevas entradas ni bloqueos relevantes.</w:t>
-      </w:r>
-    </w:p>
-    <w:p>
-      <w:pPr>
-        <w:spacing w:line="278" w:lineRule="auto" w:after="140"/>
-      </w:pPr>
-      <w:r>
-        <w:rPr>
-          <w:rFonts w:ascii="Calibri" w:hAnsi="Calibri"/>
-          <w:sz w:val="22"/>
-        </w:rPr>
-        <w:t>Riesgo: indisponibilidad de la fuente; impacto: impedir validar respuestas; señal: fallos de acceso o aviso de retiro; respuesta: verificar acceso, acordar alternativa autorizada y derivar si falta respaldo. Si ya no se puede acceder y detiene un ítem, existe un bloqueo actual. La IA puede conservar el cálculo central con sus supuestos, pero debe quitar certeza y cierre automático. Quienes siguen los ítems comprueban su estado con evidencia antes de actualizarlo.</w:t>
-      </w:r>
-    </w:p>
-    <w:p>
-      <w:pPr>
-        <w:spacing w:line="278" w:lineRule="auto" w:after="140"/>
-      </w:pPr>
-      <w:r>
-        <w:rPr>
-          <w:rFonts w:ascii="Calibri" w:hAnsi="Calibri"/>
-          <w:b/>
-          <w:color w:val="12655D"/>
-          <w:sz w:val="22"/>
-        </w:rPr>
-        <w:t>Antes de avanzar.</w:t>
-      </w:r>
-      <w:r>
-        <w:rPr>
-          <w:rFonts w:ascii="Calibri" w:hAnsi="Calibri"/>
-          <w:sz w:val="22"/>
-        </w:rPr>
-        <w:t xml:space="preserve"> Revisá unidades, convenciones temporales, límites de los pronósticos y relación entre cada señal y una decisión. Una métrica útil orienta una pregunta; no reemplaza la investigación.</w:t>
-      </w:r>
     </w:p>
     <w:sectPr>
       <w:footerReference w:type="default" r:id="rId9"/>
@@ -1969,71 +1907,6 @@
   </w:num>
   <w:num w:numId="9">
     <w:abstractNumId w:val="0"/>
-  </w:num>
-  <w:abstractNum w:abstractNumId="9">
-    <w:lvl w:ilvl="0">
-      <w:start w:val="1"/>
-      <w:numFmt w:val="decimal"/>
-      <w:lvlText w:val="%1."/>
-      <w:pPr>
-        <w:ind w:left="380" w:hanging="220"/>
-      </w:pPr>
-    </w:lvl>
-  </w:abstractNum>
-  <w:num w:numId="10">
-    <w:abstractNumId w:val="9"/>
-  </w:num>
-  <w:abstractNum w:abstractNumId="10">
-    <w:lvl w:ilvl="0">
-      <w:start w:val="1"/>
-      <w:numFmt w:val="decimal"/>
-      <w:lvlText w:val="%1."/>
-      <w:pPr>
-        <w:ind w:left="380" w:hanging="220"/>
-      </w:pPr>
-    </w:lvl>
-  </w:abstractNum>
-  <w:num w:numId="11">
-    <w:abstractNumId w:val="10"/>
-  </w:num>
-  <w:abstractNum w:abstractNumId="11">
-    <w:lvl w:ilvl="0">
-      <w:start w:val="1"/>
-      <w:numFmt w:val="decimal"/>
-      <w:lvlText w:val="%1."/>
-      <w:pPr>
-        <w:ind w:left="380" w:hanging="220"/>
-      </w:pPr>
-    </w:lvl>
-  </w:abstractNum>
-  <w:num w:numId="12">
-    <w:abstractNumId w:val="11"/>
-  </w:num>
-  <w:abstractNum w:abstractNumId="12">
-    <w:lvl w:ilvl="0">
-      <w:start w:val="1"/>
-      <w:numFmt w:val="decimal"/>
-      <w:lvlText w:val="%1."/>
-      <w:pPr>
-        <w:ind w:left="380" w:hanging="220"/>
-      </w:pPr>
-    </w:lvl>
-  </w:abstractNum>
-  <w:num w:numId="13">
-    <w:abstractNumId w:val="12"/>
-  </w:num>
-  <w:abstractNum w:abstractNumId="13">
-    <w:lvl w:ilvl="0">
-      <w:start w:val="1"/>
-      <w:numFmt w:val="decimal"/>
-      <w:lvlText w:val="%1."/>
-      <w:pPr>
-        <w:ind w:left="380" w:hanging="220"/>
-      </w:pPr>
-    </w:lvl>
-  </w:abstractNum>
-  <w:num w:numId="14">
-    <w:abstractNumId w:val="13"/>
   </w:num>
 </w:numbering>
 </file>
@@ -2270,8 +2143,8 @@
       <w:rFonts w:ascii="Calibri" w:hAnsi="Calibri"/>
       <w:b/>
       <w:bCs/>
-      <w:color w:val="000000"/>
-      <w:sz w:val="32"/>
+      <w:color w:val="815B19"/>
+      <w:sz w:val="34"/>
       <w:szCs w:val="28"/>
     </w:rPr>
   </w:style>
@@ -2294,7 +2167,7 @@
       <w:rFonts w:ascii="Calibri" w:hAnsi="Calibri"/>
       <w:b/>
       <w:bCs/>
-      <w:color w:val="000000"/>
+      <w:color w:val="12655D"/>
       <w:sz w:val="26"/>
       <w:szCs w:val="26"/>
     </w:rPr>
@@ -2318,7 +2191,7 @@
       <w:rFonts w:ascii="Calibri" w:hAnsi="Calibri"/>
       <w:b/>
       <w:bCs/>
-      <w:color w:val="000000"/>
+      <w:color w:val="5D3E83"/>
       <w:sz w:val="22"/>
     </w:rPr>
   </w:style>
@@ -2560,7 +2433,7 @@
       <w:color w:val="000000"/>
       <w:spacing w:val="5"/>
       <w:kern w:val="28"/>
-      <w:sz w:val="52"/>
+      <w:sz w:val="58"/>
       <w:szCs w:val="52"/>
     </w:rPr>
   </w:style>
@@ -2599,7 +2472,7 @@
       <w:b w:val="0"/>
       <w:i/>
       <w:iCs/>
-      <w:color w:val="000000"/>
+      <w:color w:val="536173"/>
       <w:spacing w:val="15"/>
       <w:sz w:val="26"/>
       <w:szCs w:val="24"/>
